--- a/Projeto Integrado 3 - Final.docx
+++ b/Projeto Integrado 3 - Final.docx
@@ -1,6 +1,6 @@
 
 <file path=word/document.xml><?xml version="1.0" encoding="utf-8"?>
-<w:document xmlns:wpc="http://schemas.microsoft.com/office/word/2010/wordprocessingCanvas" xmlns:cx="http://schemas.microsoft.com/office/drawing/2014/chartex" xmlns:cx1="http://schemas.microsoft.com/office/drawing/2015/9/8/chartex" xmlns:cx2="http://schemas.microsoft.com/office/drawing/2015/10/21/chartex" xmlns:cx3="http://schemas.microsoft.com/office/drawing/2016/5/9/chartex" xmlns:cx4="http://schemas.microsoft.com/office/drawing/2016/5/10/chartex" xmlns:cx5="http://schemas.microsoft.com/office/drawing/2016/5/11/chartex" xmlns:cx6="http://schemas.microsoft.com/office/drawing/2016/5/12/chartex" xmlns:cx7="http://schemas.microsoft.com/office/drawing/2016/5/13/chartex" xmlns:cx8="http://schemas.microsoft.com/office/drawing/2016/5/14/chartex" xmlns:mc="http://schemas.openxmlformats.org/markup-compatibility/2006" xmlns:aink="http://schemas.microsoft.com/office/drawing/2016/ink" xmlns:am3d="http://schemas.microsoft.com/office/drawing/2017/model3d" xmlns:o="urn:schemas-microsoft-com:office:office" xmlns:r="http://schemas.openxmlformats.org/officeDocument/2006/relationships" xmlns:m="http://schemas.openxmlformats.org/officeDocument/2006/math" xmlns:v="urn:schemas-microsoft-com:vml" xmlns:wp14="http://schemas.microsoft.com/office/word/2010/wordprocessingDrawing" xmlns:wp="http://schemas.openxmlformats.org/drawingml/2006/wordprocessingDrawing" xmlns:w10="urn:schemas-microsoft-com:office:word" xmlns:w="http://schemas.openxmlformats.org/wordprocessingml/2006/main" xmlns:w14="http://schemas.microsoft.com/office/word/2010/wordml" xmlns:w15="http://schemas.microsoft.com/office/word/2012/wordml" xmlns:w16cid="http://schemas.microsoft.com/office/word/2016/wordml/cid" xmlns:w16se="http://schemas.microsoft.com/office/word/2015/wordml/symex" xmlns:wpg="http://schemas.microsoft.com/office/word/2010/wordprocessingGroup" xmlns:wpi="http://schemas.microsoft.com/office/word/2010/wordprocessingInk" xmlns:wne="http://schemas.microsoft.com/office/word/2006/wordml" xmlns:wps="http://schemas.microsoft.com/office/word/2010/wordprocessingShape" mc:Ignorable="w14 w15 w16se w16cid wp14">
+<w:document xmlns:wpc="http://schemas.microsoft.com/office/word/2010/wordprocessingCanvas" xmlns:cx="http://schemas.microsoft.com/office/drawing/2014/chartex" xmlns:cx1="http://schemas.microsoft.com/office/drawing/2015/9/8/chartex" xmlns:cx2="http://schemas.microsoft.com/office/drawing/2015/10/21/chartex" xmlns:cx3="http://schemas.microsoft.com/office/drawing/2016/5/9/chartex" xmlns:cx4="http://schemas.microsoft.com/office/drawing/2016/5/10/chartex" xmlns:cx5="http://schemas.microsoft.com/office/drawing/2016/5/11/chartex" xmlns:cx6="http://schemas.microsoft.com/office/drawing/2016/5/12/chartex" xmlns:cx7="http://schemas.microsoft.com/office/drawing/2016/5/13/chartex" xmlns:cx8="http://schemas.microsoft.com/office/drawing/2016/5/14/chartex" xmlns:mc="http://schemas.openxmlformats.org/markup-compatibility/2006" xmlns:aink="http://schemas.microsoft.com/office/drawing/2016/ink" xmlns:am3d="http://schemas.microsoft.com/office/drawing/2017/model3d" xmlns:o="urn:schemas-microsoft-com:office:office" xmlns:oel="http://schemas.microsoft.com/office/2019/extlst" xmlns:r="http://schemas.openxmlformats.org/officeDocument/2006/relationships" xmlns:m="http://schemas.openxmlformats.org/officeDocument/2006/math" xmlns:v="urn:schemas-microsoft-com:vml" xmlns:wp14="http://schemas.microsoft.com/office/word/2010/wordprocessingDrawing" xmlns:wp="http://schemas.openxmlformats.org/drawingml/2006/wordprocessingDrawing" xmlns:w10="urn:schemas-microsoft-com:office:word" xmlns:w="http://schemas.openxmlformats.org/wordprocessingml/2006/main" xmlns:w14="http://schemas.microsoft.com/office/word/2010/wordml" xmlns:w15="http://schemas.microsoft.com/office/word/2012/wordml" xmlns:w16cex="http://schemas.microsoft.com/office/word/2018/wordml/cex" xmlns:w16cid="http://schemas.microsoft.com/office/word/2016/wordml/cid" xmlns:w16="http://schemas.microsoft.com/office/word/2018/wordml" xmlns:w16du="http://schemas.microsoft.com/office/word/2023/wordml/word16du" xmlns:w16sdtdh="http://schemas.microsoft.com/office/word/2020/wordml/sdtdatahash" xmlns:w16sdtfl="http://schemas.microsoft.com/office/word/2024/wordml/sdtformatlock" xmlns:w16se="http://schemas.microsoft.com/office/word/2015/wordml/symex" xmlns:wpg="http://schemas.microsoft.com/office/word/2010/wordprocessingGroup" xmlns:wpi="http://schemas.microsoft.com/office/word/2010/wordprocessingInk" xmlns:wne="http://schemas.microsoft.com/office/word/2006/wordml" xmlns:wps="http://schemas.microsoft.com/office/word/2010/wordprocessingShape" mc:Ignorable="w14 w15 w16se w16cid w16 w16cex w16sdtdh w16sdtfl w16du wp14">
   <w:body>
     <w:p>
       <w:pPr>
@@ -390,8 +390,6 @@
       <w:r>
         <w:t>Monitoramento Inteligente de Fluxo de Pessoas</w:t>
       </w:r>
-      <w:bookmarkStart w:id="0" w:name="_GoBack"/>
-      <w:bookmarkEnd w:id="0"/>
     </w:p>
     <w:p>
       <w:pPr>
@@ -2078,7 +2076,7 @@
           <w:lang w:eastAsia="pt-BR"/>
         </w:rPr>
       </w:pPr>
-      <w:bookmarkStart w:id="1" w:name="_Toc179387344"/>
+      <w:bookmarkStart w:id="0" w:name="_Toc179387344"/>
       <w:r>
         <w:rPr>
           <w:lang w:eastAsia="pt-BR"/>
@@ -2086,7 +2084,7 @@
         <w:lastRenderedPageBreak/>
         <w:t>INTRODUÇÃO</w:t>
       </w:r>
-      <w:bookmarkEnd w:id="1"/>
+      <w:bookmarkEnd w:id="0"/>
     </w:p>
     <w:p>
       <w:pPr>
@@ -2146,7 +2144,7 @@
           <w:lang w:eastAsia="pt-BR"/>
         </w:rPr>
       </w:pPr>
-      <w:bookmarkStart w:id="2" w:name="_Toc179387345"/>
+      <w:bookmarkStart w:id="1" w:name="_Toc179387345"/>
       <w:r>
         <w:rPr>
           <w:lang w:eastAsia="pt-BR"/>
@@ -2154,23 +2152,23 @@
         <w:lastRenderedPageBreak/>
         <w:t>BRIEFING</w:t>
       </w:r>
+      <w:bookmarkEnd w:id="1"/>
+    </w:p>
+    <w:p>
+      <w:pPr>
+        <w:pStyle w:val="Ttulo2"/>
+        <w:rPr>
+          <w:lang w:eastAsia="pt-BR"/>
+        </w:rPr>
+      </w:pPr>
+      <w:bookmarkStart w:id="2" w:name="_Toc179387346"/>
+      <w:r>
+        <w:rPr>
+          <w:lang w:eastAsia="pt-BR"/>
+        </w:rPr>
+        <w:t>Descrição da Solução Proposta</w:t>
+      </w:r>
       <w:bookmarkEnd w:id="2"/>
-    </w:p>
-    <w:p>
-      <w:pPr>
-        <w:pStyle w:val="Ttulo2"/>
-        <w:rPr>
-          <w:lang w:eastAsia="pt-BR"/>
-        </w:rPr>
-      </w:pPr>
-      <w:bookmarkStart w:id="3" w:name="_Toc179387346"/>
-      <w:r>
-        <w:rPr>
-          <w:lang w:eastAsia="pt-BR"/>
-        </w:rPr>
-        <w:t>Descrição da Solução Proposta</w:t>
-      </w:r>
-      <w:bookmarkEnd w:id="3"/>
     </w:p>
     <w:p>
       <w:pPr>
@@ -3199,7 +3197,7 @@
           <w:lang w:eastAsia="pt-BR"/>
         </w:rPr>
       </w:pPr>
-      <w:bookmarkStart w:id="4" w:name="_Toc179387347"/>
+      <w:bookmarkStart w:id="3" w:name="_Toc179387347"/>
       <w:r>
         <w:rPr>
           <w:szCs w:val="24"/>
@@ -3207,7 +3205,7 @@
         </w:rPr>
         <w:t>Backlog da Solução</w:t>
       </w:r>
-      <w:bookmarkEnd w:id="4"/>
+      <w:bookmarkEnd w:id="3"/>
     </w:p>
     <w:p>
       <w:pPr>
@@ -3729,17 +3727,8 @@
           <w:bCs/>
         </w:rPr>
         <w:lastRenderedPageBreak/>
-        <w:t xml:space="preserve">1.2.4. </w:t>
-      </w:r>
-      <w:proofErr w:type="gramStart"/>
-      <w:r>
-        <w:rPr>
-          <w:rFonts w:ascii="Times New Roman" w:eastAsia="Times New Roman" w:hAnsi="Times New Roman" w:cs="Times New Roman"/>
-          <w:bCs/>
-        </w:rPr>
-        <w:t>Justificativa Estratégica</w:t>
-      </w:r>
-      <w:proofErr w:type="gramEnd"/>
+        <w:t>1.2.4. Justificativa Estratégica</w:t>
+      </w:r>
     </w:p>
     <w:p>
       <w:pPr>
@@ -3905,7 +3894,7 @@
           <w:lang w:eastAsia="pt-BR"/>
         </w:rPr>
       </w:pPr>
-      <w:bookmarkStart w:id="5" w:name="_Toc179387348"/>
+      <w:bookmarkStart w:id="4" w:name="_Toc179387348"/>
       <w:r>
         <w:rPr>
           <w:szCs w:val="24"/>
@@ -3913,7 +3902,7 @@
         </w:rPr>
         <w:t>Mínimo Produto Viável</w:t>
       </w:r>
-      <w:bookmarkEnd w:id="5"/>
+      <w:bookmarkEnd w:id="4"/>
     </w:p>
     <w:p>
       <w:pPr>
@@ -3978,19 +3967,12 @@
     </w:p>
     <w:p>
       <w:pPr>
-        <w:rPr>
-          <w:lang w:eastAsia="pt-BR"/>
-        </w:rPr>
-      </w:pPr>
-    </w:p>
-    <w:p>
-      <w:pPr>
         <w:pStyle w:val="Ttulo1"/>
         <w:rPr>
           <w:lang w:eastAsia="pt-BR"/>
         </w:rPr>
       </w:pPr>
-      <w:bookmarkStart w:id="6" w:name="_Toc179387349"/>
+      <w:bookmarkStart w:id="5" w:name="_Toc179387349"/>
       <w:r>
         <w:rPr>
           <w:lang w:eastAsia="pt-BR"/>
@@ -4004,23 +3986,224 @@
         </w:rPr>
         <w:t>DESIGN</w:t>
       </w:r>
+      <w:bookmarkEnd w:id="5"/>
+    </w:p>
+    <w:p>
+      <w:pPr>
+        <w:pStyle w:val="Ttulo2"/>
+        <w:rPr>
+          <w:bCs/>
+          <w:lang w:eastAsia="pt-BR"/>
+        </w:rPr>
+      </w:pPr>
+      <w:bookmarkStart w:id="6" w:name="_Toc179387350"/>
+      <w:r>
+        <w:rPr>
+          <w:bCs/>
+          <w:lang w:eastAsia="pt-BR"/>
+        </w:rPr>
+        <w:t xml:space="preserve">Requisitos </w:t>
+      </w:r>
+      <w:r>
+        <w:rPr>
+          <w:bCs/>
+          <w:lang w:eastAsia="pt-BR"/>
+        </w:rPr>
+        <w:t>Funcionais</w:t>
+      </w:r>
       <w:bookmarkEnd w:id="6"/>
     </w:p>
     <w:p>
       <w:pPr>
+        <w:rPr>
+          <w:lang w:eastAsia="pt-BR"/>
+        </w:rPr>
+      </w:pPr>
+      <w:r>
+        <w:rPr>
+          <w:lang w:eastAsia="pt-BR"/>
+        </w:rPr>
+        <w:t>Com base na lógica de negócio abstraída da implementação do sistema, foram mapeados os seguintes requisitos funcionais:</w:t>
+      </w:r>
+    </w:p>
+    <w:p>
+      <w:pPr>
+        <w:rPr>
+          <w:lang w:eastAsia="pt-BR"/>
+        </w:rPr>
+      </w:pPr>
+      <w:r>
+        <w:rPr>
+          <w:lang w:eastAsia="pt-BR"/>
+        </w:rPr>
+        <w:t xml:space="preserve">- </w:t>
+      </w:r>
+      <w:r>
+        <w:rPr>
+          <w:b/>
+          <w:lang w:eastAsia="pt-BR"/>
+        </w:rPr>
+        <w:t>RF01:</w:t>
+      </w:r>
+      <w:r>
+        <w:rPr>
+          <w:lang w:eastAsia="pt-BR"/>
+        </w:rPr>
+        <w:t xml:space="preserve"> O sistema deve registrar e contabilizar o volume de entrada e saída de pessoas por dispositivo (contagem bidirecional), salvando cada variação (delta) e medição no banco de dados.</w:t>
+      </w:r>
+    </w:p>
+    <w:p>
+      <w:pPr>
+        <w:rPr>
+          <w:lang w:eastAsia="pt-BR"/>
+        </w:rPr>
+      </w:pPr>
+      <w:r>
+        <w:rPr>
+          <w:lang w:eastAsia="pt-BR"/>
+        </w:rPr>
+        <w:t xml:space="preserve">- </w:t>
+      </w:r>
+      <w:r>
+        <w:rPr>
+          <w:b/>
+          <w:lang w:eastAsia="pt-BR"/>
+        </w:rPr>
+        <w:t>RF02:</w:t>
+      </w:r>
+      <w:r>
+        <w:rPr>
+          <w:lang w:eastAsia="pt-BR"/>
+        </w:rPr>
+        <w:t xml:space="preserve"> O sistema deve calcular, em tempo real, a ocupação atual de um ambiente monitorado (presentes = soma de entradas - soma de saídas).</w:t>
+      </w:r>
+    </w:p>
+    <w:p>
+      <w:pPr>
+        <w:rPr>
+          <w:lang w:eastAsia="pt-BR"/>
+        </w:rPr>
+      </w:pPr>
+      <w:r>
+        <w:rPr>
+          <w:lang w:eastAsia="pt-BR"/>
+        </w:rPr>
+        <w:t xml:space="preserve">- </w:t>
+      </w:r>
+      <w:r>
+        <w:rPr>
+          <w:b/>
+          <w:lang w:eastAsia="pt-BR"/>
+        </w:rPr>
+        <w:t>RF03:</w:t>
+      </w:r>
+      <w:r>
+        <w:rPr>
+          <w:lang w:eastAsia="pt-BR"/>
+        </w:rPr>
+        <w:t xml:space="preserve"> O sistema deve definir a taxa de ocupação em formato de percentual com base na capacidade máxima parametrizada para cada local.</w:t>
+      </w:r>
+    </w:p>
+    <w:p>
+      <w:pPr>
+        <w:rPr>
+          <w:lang w:eastAsia="pt-BR"/>
+        </w:rPr>
+      </w:pPr>
+      <w:r>
+        <w:rPr>
+          <w:lang w:eastAsia="pt-BR"/>
+        </w:rPr>
+        <w:t xml:space="preserve">- </w:t>
+      </w:r>
+      <w:r>
+        <w:rPr>
+          <w:b/>
+          <w:lang w:eastAsia="pt-BR"/>
+        </w:rPr>
+        <w:t>RF04:</w:t>
+      </w:r>
+      <w:r>
+        <w:rPr>
+          <w:lang w:eastAsia="pt-BR"/>
+        </w:rPr>
+        <w:t xml:space="preserve"> O sistema deve classificar a ocupação mediante configuração paramétrica, indicando o status "NORMAL", "ATENÇÃO" ou "CRÍTICO" (por padrão, superior a 80% e 90%, respectivamente).</w:t>
+      </w:r>
+    </w:p>
+    <w:p>
+      <w:pPr>
+        <w:rPr>
+          <w:lang w:eastAsia="pt-BR"/>
+        </w:rPr>
+      </w:pPr>
+      <w:r>
+        <w:rPr>
+          <w:lang w:eastAsia="pt-BR"/>
+        </w:rPr>
+        <w:t xml:space="preserve">- </w:t>
+      </w:r>
+      <w:r>
+        <w:rPr>
+          <w:b/>
+          <w:lang w:eastAsia="pt-BR"/>
+        </w:rPr>
+        <w:t>RF05:</w:t>
+      </w:r>
+      <w:r>
+        <w:rPr>
+          <w:lang w:eastAsia="pt-BR"/>
+        </w:rPr>
+        <w:t xml:space="preserve"> O sistema deve realizar chamadas para uma API externa visando a captação dos lotes de dados oriundos dos sensores IoT.</w:t>
+      </w:r>
+    </w:p>
+    <w:p>
+      <w:pPr>
+        <w:rPr>
+          <w:lang w:eastAsia="pt-BR"/>
+        </w:rPr>
+      </w:pPr>
+      <w:r>
+        <w:rPr>
+          <w:lang w:eastAsia="pt-BR"/>
+        </w:rPr>
+        <w:t xml:space="preserve">- </w:t>
+      </w:r>
+      <w:r>
+        <w:rPr>
+          <w:b/>
+          <w:lang w:eastAsia="pt-BR"/>
+        </w:rPr>
+        <w:t>RF06:</w:t>
+      </w:r>
+      <w:r>
+        <w:rPr>
+          <w:lang w:eastAsia="pt-BR"/>
+        </w:rPr>
+        <w:t xml:space="preserve"> O sistema deve exibir dashboards analíticos interativos contemplando distribuição de fluxo por hora, variabilidade semanal, comparativo de entradas e saídas e a tendência da ocupação em tempo real.</w:t>
+      </w:r>
+    </w:p>
+    <w:p>
+      <w:pPr>
+        <w:rPr>
+          <w:lang w:eastAsia="pt-BR"/>
+        </w:rPr>
+      </w:pPr>
+    </w:p>
+    <w:p>
+      <w:pPr>
         <w:pStyle w:val="Ttulo2"/>
         <w:rPr>
           <w:bCs/>
           <w:lang w:eastAsia="pt-BR"/>
         </w:rPr>
       </w:pPr>
-      <w:bookmarkStart w:id="7" w:name="_Toc179387350"/>
+      <w:bookmarkStart w:id="7" w:name="_Toc179387351"/>
       <w:r>
         <w:rPr>
           <w:bCs/>
           <w:lang w:eastAsia="pt-BR"/>
         </w:rPr>
-        <w:t xml:space="preserve">Requisitos </w:t>
+        <w:t xml:space="preserve">Requisitos Não </w:t>
       </w:r>
       <w:r>
         <w:rPr>
@@ -4030,221 +4213,6 @@
         <w:t>Funcionais</w:t>
       </w:r>
       <w:bookmarkEnd w:id="7"/>
-    </w:p>
-    <w:p>
-      <w:pPr>
-        <w:rPr>
-          <w:lang w:eastAsia="pt-BR"/>
-        </w:rPr>
-      </w:pPr>
-      <w:r>
-        <w:rPr>
-          <w:lang w:eastAsia="pt-BR"/>
-        </w:rPr>
-        <w:t>Com base na lógica de negócio abstraída da implementação do sistema, foram mapeados os seguintes requisitos funcionais:</w:t>
-      </w:r>
-    </w:p>
-    <w:p>
-      <w:pPr>
-        <w:rPr>
-          <w:lang w:eastAsia="pt-BR"/>
-        </w:rPr>
-      </w:pPr>
-      <w:r>
-        <w:rPr>
-          <w:lang w:eastAsia="pt-BR"/>
-        </w:rPr>
-        <w:t xml:space="preserve">- </w:t>
-      </w:r>
-      <w:r>
-        <w:rPr>
-          <w:b/>
-          <w:lang w:eastAsia="pt-BR"/>
-        </w:rPr>
-        <w:t>RF01:</w:t>
-      </w:r>
-      <w:r>
-        <w:rPr>
-          <w:lang w:eastAsia="pt-BR"/>
-        </w:rPr>
-        <w:t xml:space="preserve"> O sistema deve registrar e contabilizar o volume de entrada e saída de pessoas por dispositivo (contagem bidirecional), salvando cada variação (delta) e medição no banco de dados.</w:t>
-      </w:r>
-    </w:p>
-    <w:p>
-      <w:pPr>
-        <w:rPr>
-          <w:lang w:eastAsia="pt-BR"/>
-        </w:rPr>
-      </w:pPr>
-      <w:r>
-        <w:rPr>
-          <w:lang w:eastAsia="pt-BR"/>
-        </w:rPr>
-        <w:t xml:space="preserve">- </w:t>
-      </w:r>
-      <w:r>
-        <w:rPr>
-          <w:b/>
-          <w:lang w:eastAsia="pt-BR"/>
-        </w:rPr>
-        <w:t>RF02:</w:t>
-      </w:r>
-      <w:r>
-        <w:rPr>
-          <w:lang w:eastAsia="pt-BR"/>
-        </w:rPr>
-        <w:t xml:space="preserve"> O sistema deve calcular, em tempo real, a ocupação atual de um ambiente monitorado (presentes = soma de entradas - soma de saídas).</w:t>
-      </w:r>
-    </w:p>
-    <w:p>
-      <w:pPr>
-        <w:rPr>
-          <w:lang w:eastAsia="pt-BR"/>
-        </w:rPr>
-      </w:pPr>
-      <w:r>
-        <w:rPr>
-          <w:lang w:eastAsia="pt-BR"/>
-        </w:rPr>
-        <w:t xml:space="preserve">- </w:t>
-      </w:r>
-      <w:r>
-        <w:rPr>
-          <w:b/>
-          <w:lang w:eastAsia="pt-BR"/>
-        </w:rPr>
-        <w:t>RF03:</w:t>
-      </w:r>
-      <w:r>
-        <w:rPr>
-          <w:lang w:eastAsia="pt-BR"/>
-        </w:rPr>
-        <w:t xml:space="preserve"> O sistema deve definir a taxa de ocupação em formato de percentual com base na capacidade máxima parametrizada para cada local.</w:t>
-      </w:r>
-    </w:p>
-    <w:p>
-      <w:pPr>
-        <w:rPr>
-          <w:lang w:eastAsia="pt-BR"/>
-        </w:rPr>
-      </w:pPr>
-      <w:r>
-        <w:rPr>
-          <w:lang w:eastAsia="pt-BR"/>
-        </w:rPr>
-        <w:t xml:space="preserve">- </w:t>
-      </w:r>
-      <w:r>
-        <w:rPr>
-          <w:b/>
-          <w:lang w:eastAsia="pt-BR"/>
-        </w:rPr>
-        <w:t>RF04:</w:t>
-      </w:r>
-      <w:r>
-        <w:rPr>
-          <w:lang w:eastAsia="pt-BR"/>
-        </w:rPr>
-        <w:t xml:space="preserve"> O sistema deve classificar a ocupação mediante configuração paramétrica, indicando o status "NORMAL", "ATENÇÃO" ou "CRÍTICO" (por padrão, superior a 80% e 90%, respectivamente).</w:t>
-      </w:r>
-    </w:p>
-    <w:p>
-      <w:pPr>
-        <w:rPr>
-          <w:lang w:eastAsia="pt-BR"/>
-        </w:rPr>
-      </w:pPr>
-      <w:r>
-        <w:rPr>
-          <w:lang w:eastAsia="pt-BR"/>
-        </w:rPr>
-        <w:t xml:space="preserve">- </w:t>
-      </w:r>
-      <w:r>
-        <w:rPr>
-          <w:b/>
-          <w:lang w:eastAsia="pt-BR"/>
-        </w:rPr>
-        <w:t>RF05:</w:t>
-      </w:r>
-      <w:r>
-        <w:rPr>
-          <w:lang w:eastAsia="pt-BR"/>
-        </w:rPr>
-        <w:t xml:space="preserve"> O sistema deve realizar chamadas para uma API externa visando a captação dos lotes de dados oriundos dos sensores </w:t>
-      </w:r>
-      <w:proofErr w:type="spellStart"/>
-      <w:r>
-        <w:rPr>
-          <w:lang w:eastAsia="pt-BR"/>
-        </w:rPr>
-        <w:t>IoT</w:t>
-      </w:r>
-      <w:proofErr w:type="spellEnd"/>
-      <w:r>
-        <w:rPr>
-          <w:lang w:eastAsia="pt-BR"/>
-        </w:rPr>
-        <w:t>.</w:t>
-      </w:r>
-    </w:p>
-    <w:p>
-      <w:pPr>
-        <w:rPr>
-          <w:lang w:eastAsia="pt-BR"/>
-        </w:rPr>
-      </w:pPr>
-      <w:r>
-        <w:rPr>
-          <w:lang w:eastAsia="pt-BR"/>
-        </w:rPr>
-        <w:t xml:space="preserve">- </w:t>
-      </w:r>
-      <w:r>
-        <w:rPr>
-          <w:b/>
-          <w:lang w:eastAsia="pt-BR"/>
-        </w:rPr>
-        <w:t>RF06:</w:t>
-      </w:r>
-      <w:r>
-        <w:rPr>
-          <w:lang w:eastAsia="pt-BR"/>
-        </w:rPr>
-        <w:t xml:space="preserve"> O sistema deve exibir dashboards analíticos interativos contemplando distribuição de fluxo por hora, variabilidade semanal, comparativo de entradas e saídas e a tendência da ocupação em tempo real.</w:t>
-      </w:r>
-    </w:p>
-    <w:p>
-      <w:pPr>
-        <w:rPr>
-          <w:lang w:eastAsia="pt-BR"/>
-        </w:rPr>
-      </w:pPr>
-    </w:p>
-    <w:p>
-      <w:pPr>
-        <w:pStyle w:val="Ttulo2"/>
-        <w:rPr>
-          <w:bCs/>
-          <w:lang w:eastAsia="pt-BR"/>
-        </w:rPr>
-      </w:pPr>
-      <w:bookmarkStart w:id="8" w:name="_Toc179387351"/>
-      <w:r>
-        <w:rPr>
-          <w:bCs/>
-          <w:lang w:eastAsia="pt-BR"/>
-        </w:rPr>
-        <w:t xml:space="preserve">Requisitos Não </w:t>
-      </w:r>
-      <w:r>
-        <w:rPr>
-          <w:bCs/>
-          <w:lang w:eastAsia="pt-BR"/>
-        </w:rPr>
-        <w:t>Funcionais</w:t>
-      </w:r>
-      <w:bookmarkEnd w:id="8"/>
     </w:p>
     <w:p>
       <w:pPr>
@@ -4543,7 +4511,7 @@
           <w:lang w:eastAsia="pt-BR"/>
         </w:rPr>
       </w:pPr>
-      <w:bookmarkStart w:id="9" w:name="_Toc179387352"/>
+      <w:bookmarkStart w:id="8" w:name="_Toc179387352"/>
       <w:r>
         <w:rPr>
           <w:bCs/>
@@ -4565,7 +4533,7 @@
         </w:rPr>
         <w:t>UML</w:t>
       </w:r>
-      <w:bookmarkEnd w:id="9"/>
+      <w:bookmarkEnd w:id="8"/>
     </w:p>
     <w:p>
       <w:pPr>
@@ -4580,9 +4548,9 @@
           <w:lang w:eastAsia="pt-BR"/>
         </w:rPr>
         <w:drawing>
-          <wp:inline distT="0" distB="0" distL="0" distR="0" wp14:anchorId="618C2BCE" wp14:editId="65A4CFAA">
-            <wp:extent cx="6035328" cy="3530600"/>
-            <wp:effectExtent l="0" t="0" r="3810" b="0"/>
+          <wp:inline distT="0" distB="0" distL="0" distR="0" wp14:anchorId="618C2BCE" wp14:editId="139F14E7">
+            <wp:extent cx="5943600" cy="3476941"/>
+            <wp:effectExtent l="0" t="0" r="0" b="9525"/>
             <wp:docPr id="3" name="Imagem 3"/>
             <wp:cNvGraphicFramePr>
               <a:graphicFrameLocks xmlns:a="http://schemas.openxmlformats.org/drawingml/2006/main" noChangeAspect="1"/>
@@ -4612,7 +4580,7 @@
                   <pic:spPr bwMode="auto">
                     <a:xfrm>
                       <a:off x="0" y="0"/>
-                      <a:ext cx="6036545" cy="3531312"/>
+                      <a:ext cx="5962241" cy="3487846"/>
                     </a:xfrm>
                     <a:prstGeom prst="rect">
                       <a:avLst/>
@@ -4637,7 +4605,7 @@
           <w:lang w:eastAsia="pt-BR"/>
         </w:rPr>
       </w:pPr>
-      <w:bookmarkStart w:id="10" w:name="_Toc179387353"/>
+      <w:bookmarkStart w:id="9" w:name="_Toc179387353"/>
       <w:proofErr w:type="spellStart"/>
       <w:r>
         <w:rPr>
@@ -4647,7 +4615,7 @@
         <w:lastRenderedPageBreak/>
         <w:t>Wireframe</w:t>
       </w:r>
-      <w:bookmarkEnd w:id="10"/>
+      <w:bookmarkEnd w:id="9"/>
       <w:proofErr w:type="spellEnd"/>
     </w:p>
     <w:p>
@@ -4761,7 +4729,7 @@
           <w:lang w:eastAsia="pt-BR"/>
         </w:rPr>
       </w:pPr>
-      <w:bookmarkStart w:id="11" w:name="_Toc179387354"/>
+      <w:bookmarkStart w:id="10" w:name="_Toc179387354"/>
       <w:r>
         <w:rPr>
           <w:bCs/>
@@ -4783,7 +4751,7 @@
         </w:rPr>
         <w:t>istema</w:t>
       </w:r>
-      <w:bookmarkEnd w:id="11"/>
+      <w:bookmarkEnd w:id="10"/>
     </w:p>
     <w:p>
       <w:pPr>
@@ -4829,57 +4797,41 @@
           <w:b/>
           <w:lang w:eastAsia="pt-BR"/>
         </w:rPr>
-        <w:t xml:space="preserve">Integração </w:t>
+        <w:t>Integração IoT / Sensores:</w:t>
+      </w:r>
+      <w:r>
+        <w:rPr>
+          <w:lang w:eastAsia="pt-BR"/>
+        </w:rPr>
+        <w:t xml:space="preserve"> Os dispositivos </w:t>
       </w:r>
       <w:proofErr w:type="spellStart"/>
       <w:r>
         <w:rPr>
-          <w:b/>
-          <w:lang w:eastAsia="pt-BR"/>
-        </w:rPr>
-        <w:t>IoT</w:t>
+          <w:lang w:eastAsia="pt-BR"/>
+        </w:rPr>
+        <w:t>Passage</w:t>
       </w:r>
       <w:proofErr w:type="spellEnd"/>
       <w:r>
         <w:rPr>
-          <w:b/>
-          <w:lang w:eastAsia="pt-BR"/>
-        </w:rPr>
-        <w:t xml:space="preserve"> / Sensores:</w:t>
-      </w:r>
-      <w:r>
-        <w:rPr>
-          <w:lang w:eastAsia="pt-BR"/>
-        </w:rPr>
-        <w:t xml:space="preserve"> Os dispositivos </w:t>
+          <w:lang w:eastAsia="pt-BR"/>
+        </w:rPr>
+        <w:t xml:space="preserve"> People Counter VS350-915M ficam fixados nas entradas e saídas físicas. Estes computam o tráfego e </w:t>
       </w:r>
       <w:proofErr w:type="spellStart"/>
       <w:r>
         <w:rPr>
           <w:lang w:eastAsia="pt-BR"/>
         </w:rPr>
-        <w:t>Passage</w:t>
+        <w:t>transmitem</w:t>
       </w:r>
       <w:proofErr w:type="spellEnd"/>
       <w:r>
         <w:rPr>
           <w:lang w:eastAsia="pt-BR"/>
         </w:rPr>
-        <w:t xml:space="preserve"> People </w:t>
-      </w:r>
-      <w:proofErr w:type="spellStart"/>
-      <w:r>
-        <w:rPr>
-          <w:lang w:eastAsia="pt-BR"/>
-        </w:rPr>
-        <w:t>Counter</w:t>
-      </w:r>
-      <w:proofErr w:type="spellEnd"/>
-      <w:r>
-        <w:rPr>
-          <w:lang w:eastAsia="pt-BR"/>
-        </w:rPr>
-        <w:t xml:space="preserve"> VS350-915M ficam fixados nas entradas e saídas físicas. Estes computam o tráfego e transmitem um </w:t>
+        <w:t xml:space="preserve"> um </w:t>
       </w:r>
       <w:proofErr w:type="spellStart"/>
       <w:r>
@@ -5164,7 +5116,7 @@
           <w:lang w:eastAsia="pt-BR"/>
         </w:rPr>
       </w:pPr>
-      <w:bookmarkStart w:id="12" w:name="_Toc179387355"/>
+      <w:bookmarkStart w:id="11" w:name="_Toc179387355"/>
       <w:r>
         <w:rPr>
           <w:bCs/>
@@ -5186,7 +5138,7 @@
         </w:rPr>
         <w:t>ados</w:t>
       </w:r>
-      <w:bookmarkEnd w:id="12"/>
+      <w:bookmarkEnd w:id="11"/>
     </w:p>
     <w:p>
       <w:pPr>
@@ -5225,88 +5177,74 @@
         <w:rPr>
           <w:lang w:eastAsia="pt-BR"/>
         </w:rPr>
-        <w:t xml:space="preserve">`) engloba 3 tabelas </w:t>
+        <w:t>`) engloba 3 tabelas pivotais.</w:t>
+      </w:r>
+    </w:p>
+    <w:p>
+      <w:pPr>
+        <w:rPr>
+          <w:lang w:eastAsia="pt-BR"/>
+        </w:rPr>
+      </w:pPr>
+      <w:r>
+        <w:rPr>
+          <w:lang w:eastAsia="pt-BR"/>
+        </w:rPr>
+        <w:t xml:space="preserve">- A entidade principal `passagem` comporta dados transacionais que armazenam as ocorrências geradas pelo sensor (id, data, </w:t>
       </w:r>
       <w:proofErr w:type="spellStart"/>
       <w:r>
         <w:rPr>
           <w:lang w:eastAsia="pt-BR"/>
         </w:rPr>
-        <w:t>pivotais</w:t>
+        <w:t>id_sensor</w:t>
       </w:r>
       <w:proofErr w:type="spellEnd"/>
       <w:r>
         <w:rPr>
           <w:lang w:eastAsia="pt-BR"/>
         </w:rPr>
-        <w:t>.</w:t>
-      </w:r>
-    </w:p>
-    <w:p>
-      <w:pPr>
-        <w:rPr>
-          <w:lang w:eastAsia="pt-BR"/>
-        </w:rPr>
-      </w:pPr>
-      <w:r>
-        <w:rPr>
-          <w:lang w:eastAsia="pt-BR"/>
-        </w:rPr>
-        <w:t xml:space="preserve">- A entidade principal `passagem` comporta dados transacionais que armazenam as ocorrências geradas pelo sensor (id, data, </w:t>
+        <w:t xml:space="preserve">, delta, bateria, entrada e </w:t>
       </w:r>
       <w:proofErr w:type="spellStart"/>
       <w:r>
         <w:rPr>
           <w:lang w:eastAsia="pt-BR"/>
         </w:rPr>
-        <w:t>id_sensor</w:t>
+        <w:t>saida</w:t>
       </w:r>
       <w:proofErr w:type="spellEnd"/>
       <w:r>
         <w:rPr>
           <w:lang w:eastAsia="pt-BR"/>
         </w:rPr>
-        <w:t xml:space="preserve">, delta, bateria, entrada e </w:t>
+        <w:t>), atrelada por chave estrangeira à tabela de metadados de domínio `sensor`.</w:t>
+      </w:r>
+    </w:p>
+    <w:p>
+      <w:pPr>
+        <w:rPr>
+          <w:lang w:eastAsia="pt-BR"/>
+        </w:rPr>
+      </w:pPr>
+      <w:r>
+        <w:rPr>
+          <w:lang w:eastAsia="pt-BR"/>
+        </w:rPr>
+        <w:t>- A arquitetura dispõe as contagens brutas; a informação consolidada como "Ocupação" e os limites de lotação e classificação ("NORMAL", "ATENCAO", "CRITICO") não são salvos de forma estática, mas calculados dinamicamente em tempo de execução cruzando os inputs e outputs com a entidade de dicionário `</w:t>
       </w:r>
       <w:proofErr w:type="spellStart"/>
       <w:r>
         <w:rPr>
           <w:lang w:eastAsia="pt-BR"/>
         </w:rPr>
-        <w:t>saida</w:t>
+        <w:t>configuracao</w:t>
       </w:r>
       <w:proofErr w:type="spellEnd"/>
       <w:r>
         <w:rPr>
           <w:lang w:eastAsia="pt-BR"/>
         </w:rPr>
-        <w:t>), atrelada por chave estrangeira à tabela de metadados de domínio `sensor`.</w:t>
-      </w:r>
-    </w:p>
-    <w:p>
-      <w:pPr>
-        <w:rPr>
-          <w:lang w:eastAsia="pt-BR"/>
-        </w:rPr>
-      </w:pPr>
-      <w:r>
-        <w:rPr>
-          <w:lang w:eastAsia="pt-BR"/>
-        </w:rPr>
-        <w:t>- A arquitetura dispõe as contagens brutas; a informação consolidada como "Ocupação" e os limites de lotação e classificação ("NORMAL", "ATENCAO", "CRITICO") não são salvos de forma estática, mas calculados dinamicamente em tempo de execução cruzando os inputs e outputs com a entidade de dicionário `</w:t>
-      </w:r>
-      <w:proofErr w:type="spellStart"/>
-      <w:r>
-        <w:rPr>
-          <w:lang w:eastAsia="pt-BR"/>
-        </w:rPr>
-        <w:t>configuracao</w:t>
-      </w:r>
-      <w:proofErr w:type="spellEnd"/>
-      <w:r>
-        <w:rPr>
-          <w:lang w:eastAsia="pt-BR"/>
-        </w:rPr>
         <w:t>` que parametrizou a capacidade.</w:t>
       </w:r>
     </w:p>
@@ -5317,7 +5255,7 @@
           <w:lang w:eastAsia="pt-BR"/>
         </w:rPr>
       </w:pPr>
-      <w:bookmarkStart w:id="13" w:name="_Toc179387356"/>
+      <w:bookmarkStart w:id="12" w:name="_Toc179387356"/>
       <w:r>
         <w:rPr>
           <w:lang w:eastAsia="pt-BR"/>
@@ -5325,7 +5263,7 @@
         <w:lastRenderedPageBreak/>
         <w:t>DESENVOLVIMENTO</w:t>
       </w:r>
-      <w:bookmarkEnd w:id="13"/>
+      <w:bookmarkEnd w:id="12"/>
     </w:p>
     <w:p>
       <w:pPr>
@@ -5462,21 +5400,7 @@
         <w:rPr>
           <w:lang w:eastAsia="pt-BR"/>
         </w:rPr>
-        <w:t xml:space="preserve"> como `@</w:t>
-      </w:r>
-      <w:proofErr w:type="spellStart"/>
-      <w:r>
-        <w:rPr>
-          <w:lang w:eastAsia="pt-BR"/>
-        </w:rPr>
-        <w:t>ocupacao</w:t>
-      </w:r>
-      <w:proofErr w:type="spellEnd"/>
-      <w:r>
-        <w:rPr>
-          <w:lang w:eastAsia="pt-BR"/>
-        </w:rPr>
-        <w:t xml:space="preserve"> := </w:t>
+        <w:t xml:space="preserve"> como `@ocupacao := </w:t>
       </w:r>
       <w:proofErr w:type="spellStart"/>
       <w:r>
@@ -5566,7 +5490,21 @@
         <w:rPr>
           <w:lang w:eastAsia="pt-BR"/>
         </w:rPr>
-        <w:t xml:space="preserve"> data)`), possibilitando criar mapas de calor (</w:t>
+        <w:t xml:space="preserve"> </w:t>
+      </w:r>
+      <w:proofErr w:type="gramStart"/>
+      <w:r>
+        <w:rPr>
+          <w:lang w:eastAsia="pt-BR"/>
+        </w:rPr>
+        <w:t>data)`</w:t>
+      </w:r>
+      <w:proofErr w:type="gramEnd"/>
+      <w:r>
+        <w:rPr>
+          <w:lang w:eastAsia="pt-BR"/>
+        </w:rPr>
+        <w:t>), possibilitando criar mapas de calor (</w:t>
       </w:r>
       <w:proofErr w:type="spellStart"/>
       <w:r>
@@ -5637,7 +5575,7 @@
           <w:lang w:eastAsia="pt-BR"/>
         </w:rPr>
       </w:pPr>
-      <w:bookmarkStart w:id="14" w:name="_Toc179387357"/>
+      <w:bookmarkStart w:id="13" w:name="_Toc179387357"/>
       <w:r>
         <w:rPr>
           <w:lang w:eastAsia="pt-BR"/>
@@ -5651,7 +5589,7 @@
         </w:rPr>
         <w:t>LANEJAMENTO</w:t>
       </w:r>
-      <w:bookmarkEnd w:id="14"/>
+      <w:bookmarkEnd w:id="13"/>
     </w:p>
     <w:p>
       <w:pPr>
@@ -5820,91 +5758,152 @@
         <w:rPr>
           <w:lang w:eastAsia="pt-BR"/>
         </w:rPr>
-        <w:t xml:space="preserve"> Santos Abreu, Ícaro Dias </w:t>
+        <w:t xml:space="preserve"> Santos Abreu, Ícaro Dias Marculino, Betina Volpi Nazário e Rodrigo </w:t>
       </w:r>
       <w:proofErr w:type="spellStart"/>
       <w:r>
         <w:rPr>
           <w:lang w:eastAsia="pt-BR"/>
         </w:rPr>
-        <w:t>Marculino</w:t>
+        <w:t>Naohan</w:t>
       </w:r>
       <w:proofErr w:type="spellEnd"/>
       <w:r>
         <w:rPr>
           <w:lang w:eastAsia="pt-BR"/>
         </w:rPr>
-        <w:t xml:space="preserve">, </w:t>
+        <w:t xml:space="preserve"> Rodrigues </w:t>
       </w:r>
       <w:proofErr w:type="spellStart"/>
       <w:r>
         <w:rPr>
           <w:lang w:eastAsia="pt-BR"/>
         </w:rPr>
-        <w:t>Betina</w:t>
+        <w:t>Neiland</w:t>
       </w:r>
       <w:proofErr w:type="spellEnd"/>
       <w:r>
         <w:rPr>
           <w:lang w:eastAsia="pt-BR"/>
         </w:rPr>
-        <w:t xml:space="preserve"> Volpi Nazário e Rodrigo </w:t>
+        <w:t xml:space="preserve"> (responsáveis pela modelagem das bases de dados, rotinas de requisição em </w:t>
       </w:r>
       <w:proofErr w:type="spellStart"/>
       <w:r>
         <w:rPr>
           <w:lang w:eastAsia="pt-BR"/>
         </w:rPr>
-        <w:t>Naohan</w:t>
+        <w:t>backend</w:t>
       </w:r>
       <w:proofErr w:type="spellEnd"/>
       <w:r>
         <w:rPr>
           <w:lang w:eastAsia="pt-BR"/>
         </w:rPr>
-        <w:t xml:space="preserve"> Rodrigues </w:t>
+        <w:t xml:space="preserve">, estruturação dos algoritmos e materialização dos layouts em </w:t>
       </w:r>
       <w:proofErr w:type="spellStart"/>
       <w:r>
         <w:rPr>
           <w:lang w:eastAsia="pt-BR"/>
         </w:rPr>
-        <w:t>Neiland</w:t>
+        <w:t>frontend</w:t>
       </w:r>
       <w:proofErr w:type="spellEnd"/>
       <w:r>
         <w:rPr>
           <w:lang w:eastAsia="pt-BR"/>
         </w:rPr>
-        <w:t xml:space="preserve"> (responsáveis pela modelagem das bases de dados, rotinas de requisição em </w:t>
+        <w:t>).</w:t>
+      </w:r>
+    </w:p>
+    <w:p>
+      <w:pPr>
+        <w:rPr>
+          <w:lang w:eastAsia="pt-BR"/>
+        </w:rPr>
+      </w:pPr>
+      <w:r>
+        <w:rPr>
+          <w:lang w:eastAsia="pt-BR"/>
+        </w:rPr>
+        <w:t xml:space="preserve">- </w:t>
+      </w:r>
+      <w:r>
+        <w:rPr>
+          <w:b/>
+          <w:lang w:eastAsia="pt-BR"/>
+        </w:rPr>
+        <w:t>Estruturação do Processo e Sprints:</w:t>
+      </w:r>
+    </w:p>
+    <w:p>
+      <w:pPr>
+        <w:rPr>
+          <w:lang w:eastAsia="pt-BR"/>
+        </w:rPr>
+      </w:pPr>
+      <w:r>
+        <w:rPr>
+          <w:lang w:eastAsia="pt-BR"/>
+        </w:rPr>
+        <w:t xml:space="preserve">  O projeto foi fragmentado em Sprints de cadência fixa com duração de 2 semanas cada, balanceando estabilidade no compromisso com flexibilidade. Os artefatos de controle das tarefas (</w:t>
       </w:r>
       <w:proofErr w:type="spellStart"/>
       <w:r>
         <w:rPr>
           <w:lang w:eastAsia="pt-BR"/>
         </w:rPr>
-        <w:t>backend</w:t>
+        <w:t>Product</w:t>
       </w:r>
       <w:proofErr w:type="spellEnd"/>
       <w:r>
         <w:rPr>
           <w:lang w:eastAsia="pt-BR"/>
         </w:rPr>
-        <w:t xml:space="preserve">, estruturação dos algoritmos e materialização dos layouts em </w:t>
+        <w:t xml:space="preserve"> Backlog e Sprint Backlog) foram geridos integralmente em plataforma de acompanhamento </w:t>
       </w:r>
       <w:proofErr w:type="spellStart"/>
       <w:r>
         <w:rPr>
           <w:lang w:eastAsia="pt-BR"/>
         </w:rPr>
-        <w:t>frontend</w:t>
+        <w:t>Kanban</w:t>
       </w:r>
       <w:proofErr w:type="spellEnd"/>
       <w:r>
         <w:rPr>
           <w:lang w:eastAsia="pt-BR"/>
         </w:rPr>
-        <w:t>).</w:t>
+        <w:t xml:space="preserve"> (</w:t>
+      </w:r>
+      <w:proofErr w:type="spellStart"/>
+      <w:r>
+        <w:rPr>
+          <w:lang w:eastAsia="pt-BR"/>
+        </w:rPr>
+        <w:t>Trello</w:t>
+      </w:r>
+      <w:proofErr w:type="spellEnd"/>
+      <w:r>
+        <w:rPr>
+          <w:lang w:eastAsia="pt-BR"/>
+        </w:rPr>
+        <w:t>), em conciliação estrita com a revisão de versão gerenciada nos *</w:t>
+      </w:r>
+      <w:proofErr w:type="spellStart"/>
+      <w:r>
+        <w:rPr>
+          <w:lang w:eastAsia="pt-BR"/>
+        </w:rPr>
+        <w:t>branches</w:t>
+      </w:r>
+      <w:proofErr w:type="spellEnd"/>
+      <w:r>
+        <w:rPr>
+          <w:lang w:eastAsia="pt-BR"/>
+        </w:rPr>
+        <w:t>* do repositório no GitHub.</w:t>
       </w:r>
     </w:p>
     <w:p>
@@ -5924,95 +5923,6 @@
           <w:b/>
           <w:lang w:eastAsia="pt-BR"/>
         </w:rPr>
-        <w:t>Estruturação do Processo e Sprints:</w:t>
-      </w:r>
-    </w:p>
-    <w:p>
-      <w:pPr>
-        <w:rPr>
-          <w:lang w:eastAsia="pt-BR"/>
-        </w:rPr>
-      </w:pPr>
-      <w:r>
-        <w:rPr>
-          <w:lang w:eastAsia="pt-BR"/>
-        </w:rPr>
-        <w:t xml:space="preserve">  O projeto foi fragmentado em Sprints de cadência fixa com duração de 2 semanas cada, balanceando estabilidade no compromisso com flexibilidade. Os artefatos de controle das tarefas (</w:t>
-      </w:r>
-      <w:proofErr w:type="spellStart"/>
-      <w:r>
-        <w:rPr>
-          <w:lang w:eastAsia="pt-BR"/>
-        </w:rPr>
-        <w:t>Product</w:t>
-      </w:r>
-      <w:proofErr w:type="spellEnd"/>
-      <w:r>
-        <w:rPr>
-          <w:lang w:eastAsia="pt-BR"/>
-        </w:rPr>
-        <w:t xml:space="preserve"> Backlog e Sprint Backlog) foram geridos integralmente em plataforma de acompanhamento </w:t>
-      </w:r>
-      <w:proofErr w:type="spellStart"/>
-      <w:r>
-        <w:rPr>
-          <w:lang w:eastAsia="pt-BR"/>
-        </w:rPr>
-        <w:t>Kanban</w:t>
-      </w:r>
-      <w:proofErr w:type="spellEnd"/>
-      <w:r>
-        <w:rPr>
-          <w:lang w:eastAsia="pt-BR"/>
-        </w:rPr>
-        <w:t xml:space="preserve"> (</w:t>
-      </w:r>
-      <w:proofErr w:type="spellStart"/>
-      <w:r>
-        <w:rPr>
-          <w:lang w:eastAsia="pt-BR"/>
-        </w:rPr>
-        <w:t>Trello</w:t>
-      </w:r>
-      <w:proofErr w:type="spellEnd"/>
-      <w:r>
-        <w:rPr>
-          <w:lang w:eastAsia="pt-BR"/>
-        </w:rPr>
-        <w:t>), em conciliação estrita com a revisão de versão gerenciada nos *</w:t>
-      </w:r>
-      <w:proofErr w:type="spellStart"/>
-      <w:r>
-        <w:rPr>
-          <w:lang w:eastAsia="pt-BR"/>
-        </w:rPr>
-        <w:t>branches</w:t>
-      </w:r>
-      <w:proofErr w:type="spellEnd"/>
-      <w:r>
-        <w:rPr>
-          <w:lang w:eastAsia="pt-BR"/>
-        </w:rPr>
-        <w:t>* do repositório no GitHub.</w:t>
-      </w:r>
-    </w:p>
-    <w:p>
-      <w:pPr>
-        <w:rPr>
-          <w:lang w:eastAsia="pt-BR"/>
-        </w:rPr>
-      </w:pPr>
-      <w:r>
-        <w:rPr>
-          <w:lang w:eastAsia="pt-BR"/>
-        </w:rPr>
-        <w:t xml:space="preserve">- </w:t>
-      </w:r>
-      <w:r>
-        <w:rPr>
-          <w:b/>
-          <w:lang w:eastAsia="pt-BR"/>
-        </w:rPr>
         <w:t>Cerimônias:</w:t>
       </w:r>
     </w:p>
@@ -6062,7 +5972,7 @@
           <w:lang w:eastAsia="pt-BR"/>
         </w:rPr>
       </w:pPr>
-      <w:bookmarkStart w:id="15" w:name="_Toc179387358"/>
+      <w:bookmarkStart w:id="14" w:name="_Toc179387358"/>
       <w:r>
         <w:rPr>
           <w:lang w:eastAsia="pt-BR"/>
@@ -6070,7 +5980,7 @@
         <w:lastRenderedPageBreak/>
         <w:t>CONCLUSÕES</w:t>
       </w:r>
-      <w:bookmarkEnd w:id="15"/>
+      <w:bookmarkEnd w:id="14"/>
     </w:p>
     <w:p>
       <w:pPr>
@@ -6110,21 +6020,7 @@
         <w:rPr>
           <w:lang w:eastAsia="pt-BR"/>
         </w:rPr>
-        <w:t>), o emprego da internet das coisas (</w:t>
-      </w:r>
-      <w:proofErr w:type="spellStart"/>
-      <w:r>
-        <w:rPr>
-          <w:lang w:eastAsia="pt-BR"/>
-        </w:rPr>
-        <w:t>IoT</w:t>
-      </w:r>
-      <w:proofErr w:type="spellEnd"/>
-      <w:r>
-        <w:rPr>
-          <w:lang w:eastAsia="pt-BR"/>
-        </w:rPr>
-        <w:t>) desatrelada do sensoriamento biométrico demonstrou ser uma prerrogativa plausível e eficiente, corroborando que é viável maximizar a utilidade pública e a gestão de multidões sem onerar o direito à privacidade assegurado pela LGPD. O presente trabalho atestou a exequibilidade prática do modelo ao monitorar o fluxo humano em potenciais infraestruturas, como estações da CPTM, dotando-as de alta fidelidade analítica.</w:t>
+        <w:t>), o emprego da internet das coisas (IoT) desatrelada do sensoriamento biométrico demonstrou ser uma prerrogativa plausível e eficiente, corroborando que é viável maximizar a utilidade pública e a gestão de multidões sem onerar o direito à privacidade assegurado pela LGPD. O presente trabalho atestou a exequibilidade prática do modelo ao monitorar o fluxo humano em potenciais infraestruturas, como estações da CPTM, dotando-as de alta fidelidade analítica.</w:t>
       </w:r>
     </w:p>
     <w:p>
@@ -6208,7 +6104,7 @@
           <w:lang w:eastAsia="pt-BR"/>
         </w:rPr>
       </w:pPr>
-      <w:bookmarkStart w:id="16" w:name="_Toc179387359"/>
+      <w:bookmarkStart w:id="15" w:name="_Toc179387359"/>
       <w:r>
         <w:rPr>
           <w:lang w:eastAsia="pt-BR"/>
@@ -6216,7 +6112,7 @@
         <w:lastRenderedPageBreak/>
         <w:t>REFERÊNCIAS BIBLIOGRÁFICAS</w:t>
       </w:r>
-      <w:bookmarkEnd w:id="16"/>
+      <w:bookmarkEnd w:id="15"/>
     </w:p>
     <w:p>
       <w:pPr>
@@ -6262,21 +6158,7 @@
         <w:rPr>
           <w:b/>
         </w:rPr>
-        <w:t xml:space="preserve">Express: </w:t>
-      </w:r>
-      <w:proofErr w:type="spellStart"/>
-      <w:r>
-        <w:rPr>
-          <w:b/>
-        </w:rPr>
-        <w:t>Fast</w:t>
-      </w:r>
-      <w:proofErr w:type="spellEnd"/>
-      <w:r>
-        <w:rPr>
-          <w:b/>
-        </w:rPr>
-        <w:t xml:space="preserve">, </w:t>
+        <w:t xml:space="preserve">Express: Fast, </w:t>
       </w:r>
       <w:proofErr w:type="spellStart"/>
       <w:r>
@@ -6340,70 +6222,40 @@
         <w:rPr>
           <w:b/>
         </w:rPr>
-        <w:t xml:space="preserve"> People </w:t>
+        <w:t xml:space="preserve"> People Counter: </w:t>
       </w:r>
       <w:proofErr w:type="spellStart"/>
       <w:r>
         <w:rPr>
           <w:b/>
         </w:rPr>
-        <w:t>Counter</w:t>
+        <w:t>User</w:t>
       </w:r>
       <w:proofErr w:type="spellEnd"/>
       <w:r>
         <w:rPr>
           <w:b/>
         </w:rPr>
-        <w:t xml:space="preserve">: </w:t>
+        <w:t xml:space="preserve"> </w:t>
       </w:r>
       <w:proofErr w:type="spellStart"/>
       <w:r>
         <w:rPr>
           <w:b/>
         </w:rPr>
-        <w:t>User</w:t>
+        <w:t>Guide</w:t>
       </w:r>
       <w:proofErr w:type="spellEnd"/>
       <w:r>
-        <w:rPr>
-          <w:b/>
-        </w:rPr>
-        <w:t xml:space="preserve"> </w:t>
+        <w:t xml:space="preserve">. Xiamen, China: </w:t>
       </w:r>
       <w:proofErr w:type="spellStart"/>
       <w:r>
-        <w:rPr>
-          <w:b/>
-        </w:rPr>
-        <w:t>Guide</w:t>
+        <w:t>Milesight</w:t>
       </w:r>
       <w:proofErr w:type="spellEnd"/>
       <w:r>
-        <w:t xml:space="preserve">. </w:t>
-      </w:r>
-      <w:proofErr w:type="spellStart"/>
-      <w:r>
-        <w:t>Xiamen</w:t>
-      </w:r>
-      <w:proofErr w:type="spellEnd"/>
-      <w:r>
-        <w:t xml:space="preserve">, China: </w:t>
-      </w:r>
-      <w:proofErr w:type="spellStart"/>
-      <w:r>
-        <w:t>Milesight</w:t>
-      </w:r>
-      <w:proofErr w:type="spellEnd"/>
-      <w:r>
-        <w:t xml:space="preserve"> </w:t>
-      </w:r>
-      <w:proofErr w:type="spellStart"/>
-      <w:r>
-        <w:t>IoT</w:t>
-      </w:r>
-      <w:proofErr w:type="spellEnd"/>
-      <w:r>
-        <w:t>, 2024. Disponível em: &lt;https://www.milesight-iot.com/&gt;. Acesso em: 18 maio 2026.</w:t>
+        <w:t xml:space="preserve"> IoT, 2024. Disponível em: &lt;https://www.milesight-iot.com/&gt;. Acesso em: 18 maio 2026.</w:t>
       </w:r>
     </w:p>
     <w:p>
@@ -6520,200 +6372,6 @@
         <w:t>/&gt;. Acesso em: 18 maio 2026.</w:t>
       </w:r>
     </w:p>
-    <w:p>
-      <w:pPr>
-        <w:spacing w:after="160" w:line="259" w:lineRule="auto"/>
-        <w:ind w:firstLine="0"/>
-        <w:jc w:val="left"/>
-        <w:rPr>
-          <w:lang w:eastAsia="pt-BR"/>
-        </w:rPr>
-      </w:pPr>
-      <w:r>
-        <w:br w:type="page"/>
-      </w:r>
-    </w:p>
-    <w:p>
-      <w:pPr>
-        <w:pStyle w:val="Ttulo1"/>
-        <w:numPr>
-          <w:ilvl w:val="0"/>
-          <w:numId w:val="0"/>
-        </w:numPr>
-        <w:ind w:left="432" w:hanging="432"/>
-      </w:pPr>
-      <w:bookmarkStart w:id="17" w:name="_Toc179387360"/>
-      <w:r>
-        <w:lastRenderedPageBreak/>
-        <w:t>ANEXOS</w:t>
-      </w:r>
-      <w:bookmarkEnd w:id="17"/>
-    </w:p>
-    <w:p>
-      <w:r>
-        <w:t>Segundo a descrição apresentada no manual eletrônico de Normas para Apresentação de Trabalhos Acadêmicos da ESPM, o anexo é um “Texto ou documento não elaborado pelo autor, que serve de fundamentação, comprovação e ilustração”.</w:t>
-      </w:r>
-    </w:p>
-    <w:p>
-      <w:r>
-        <w:t>Este tópico é opcional e deve ser utilizado apenas se o trabalho contemplar a utilização de anexos. Se isso ocorrer, o anexo deve obrigatoriamente ser citado ao longo do texto e o referido documento deverá ser inserido neste tópico, caso contrário retire-o do seu trabalho.</w:t>
-      </w:r>
-    </w:p>
-    <w:p>
-      <w:r>
-        <w:t>Cada anexo utilizado deve ser identificado conforme o exemplo. Os anexos devem constar no sumário.</w:t>
-      </w:r>
-    </w:p>
-    <w:p>
-      <w:pPr>
-        <w:pStyle w:val="Ttulo2"/>
-        <w:numPr>
-          <w:ilvl w:val="0"/>
-          <w:numId w:val="0"/>
-        </w:numPr>
-        <w:ind w:left="576" w:hanging="576"/>
-      </w:pPr>
-      <w:bookmarkStart w:id="18" w:name="_Toc179387361"/>
-      <w:r>
-        <w:t>ANEXO A – NOME DO ANEXO</w:t>
-      </w:r>
-      <w:bookmarkEnd w:id="18"/>
-    </w:p>
-    <w:p>
-      <w:r>
-        <w:t>Incluir cada anexo em uma página.</w:t>
-      </w:r>
-    </w:p>
-    <w:p/>
-    <w:p>
-      <w:pPr>
-        <w:spacing w:after="160" w:line="259" w:lineRule="auto"/>
-        <w:ind w:firstLine="0"/>
-        <w:jc w:val="left"/>
-      </w:pPr>
-      <w:r>
-        <w:br w:type="page"/>
-      </w:r>
-    </w:p>
-    <w:p>
-      <w:pPr>
-        <w:pStyle w:val="Ttulo2"/>
-        <w:numPr>
-          <w:ilvl w:val="0"/>
-          <w:numId w:val="0"/>
-        </w:numPr>
-        <w:ind w:left="576" w:hanging="576"/>
-      </w:pPr>
-      <w:bookmarkStart w:id="19" w:name="_Toc179387362"/>
-      <w:r>
-        <w:lastRenderedPageBreak/>
-        <w:t>ANEXO B – NOME DO ANEXO</w:t>
-      </w:r>
-      <w:bookmarkEnd w:id="19"/>
-    </w:p>
-    <w:p>
-      <w:r>
-        <w:t>Incluir cada anexo em uma página.</w:t>
-      </w:r>
-    </w:p>
-    <w:p/>
-    <w:p>
-      <w:pPr>
-        <w:spacing w:after="160" w:line="259" w:lineRule="auto"/>
-        <w:ind w:firstLine="0"/>
-        <w:jc w:val="left"/>
-      </w:pPr>
-      <w:r>
-        <w:br w:type="page"/>
-      </w:r>
-    </w:p>
-    <w:p>
-      <w:pPr>
-        <w:pStyle w:val="Ttulo1"/>
-        <w:numPr>
-          <w:ilvl w:val="0"/>
-          <w:numId w:val="0"/>
-        </w:numPr>
-        <w:ind w:left="432" w:hanging="432"/>
-      </w:pPr>
-      <w:bookmarkStart w:id="20" w:name="_Toc179387363"/>
-      <w:r>
-        <w:lastRenderedPageBreak/>
-        <w:t>APÊNDICE</w:t>
-      </w:r>
-      <w:bookmarkEnd w:id="20"/>
-    </w:p>
-    <w:p>
-      <w:r>
-        <w:t>Segundo a descrição apresentada no manual eletrônico de Normas para Apresentação de Trabalhos Acadêmicos da ESPM, o apêndice é um “Texto ou documento, elaborado pelo autor, a fim de complementar sua argumentação, sem prejuízo da unidade nuclear do trabalho.”.</w:t>
-      </w:r>
-    </w:p>
-    <w:p>
-      <w:r>
-        <w:t>Assim como o anexo, este tópico é opcional e deve ser utilizado apenas se o trabalho contemplar a utilização de apêndices. Se isso ocorrer, o apêndice deve obrigatoriamente ser citado ao longo do texto e o referido documento deverá ser inserido neste tópico, caso contrário retire-o do seu trabalho.</w:t>
-      </w:r>
-    </w:p>
-    <w:p>
-      <w:r>
-        <w:t xml:space="preserve"> Cada apêndice utilizado deve ser identificado conforme o exemplo. Os apêndices devem constar no sumário.</w:t>
-      </w:r>
-    </w:p>
-    <w:p>
-      <w:pPr>
-        <w:pStyle w:val="Ttulo2"/>
-        <w:numPr>
-          <w:ilvl w:val="0"/>
-          <w:numId w:val="0"/>
-        </w:numPr>
-        <w:ind w:left="576" w:hanging="576"/>
-      </w:pPr>
-      <w:bookmarkStart w:id="21" w:name="_Toc179387364"/>
-      <w:r>
-        <w:t>APÊNDICE A – NOME DO APÊNDICE</w:t>
-      </w:r>
-      <w:bookmarkEnd w:id="21"/>
-    </w:p>
-    <w:p>
-      <w:r>
-        <w:t>Inclu</w:t>
-      </w:r>
-      <w:r>
-        <w:t>ir cada apêndice em uma página.</w:t>
-      </w:r>
-    </w:p>
-    <w:p/>
-    <w:p>
-      <w:pPr>
-        <w:spacing w:after="160" w:line="259" w:lineRule="auto"/>
-        <w:ind w:firstLine="0"/>
-        <w:jc w:val="left"/>
-      </w:pPr>
-      <w:r>
-        <w:br w:type="page"/>
-      </w:r>
-    </w:p>
-    <w:p>
-      <w:pPr>
-        <w:pStyle w:val="Ttulo2"/>
-        <w:numPr>
-          <w:ilvl w:val="0"/>
-          <w:numId w:val="0"/>
-        </w:numPr>
-        <w:ind w:left="576" w:hanging="576"/>
-      </w:pPr>
-      <w:bookmarkStart w:id="22" w:name="_Toc179387365"/>
-      <w:r>
-        <w:lastRenderedPageBreak/>
-        <w:t>APÊNDICE B – NOME DO APÊNDICE</w:t>
-      </w:r>
-      <w:bookmarkEnd w:id="22"/>
-    </w:p>
-    <w:p>
-      <w:r>
-        <w:t>Incluir cada apêndice em uma página.</w:t>
-      </w:r>
-    </w:p>
-    <w:p/>
     <w:sectPr>
       <w:headerReference w:type="default" r:id="rId11"/>
       <w:footerReference w:type="default" r:id="rId12"/>
@@ -6727,7 +6385,7 @@
 </file>
 
 <file path=word/endnotes.xml><?xml version="1.0" encoding="utf-8"?>
-<w:endnotes xmlns:wpc="http://schemas.microsoft.com/office/word/2010/wordprocessingCanvas" xmlns:cx="http://schemas.microsoft.com/office/drawing/2014/chartex" xmlns:cx1="http://schemas.microsoft.com/office/drawing/2015/9/8/chartex" xmlns:cx2="http://schemas.microsoft.com/office/drawing/2015/10/21/chartex" xmlns:cx3="http://schemas.microsoft.com/office/drawing/2016/5/9/chartex" xmlns:cx4="http://schemas.microsoft.com/office/drawing/2016/5/10/chartex" xmlns:cx5="http://schemas.microsoft.com/office/drawing/2016/5/11/chartex" xmlns:cx6="http://schemas.microsoft.com/office/drawing/2016/5/12/chartex" xmlns:cx7="http://schemas.microsoft.com/office/drawing/2016/5/13/chartex" xmlns:cx8="http://schemas.microsoft.com/office/drawing/2016/5/14/chartex" xmlns:mc="http://schemas.openxmlformats.org/markup-compatibility/2006" xmlns:aink="http://schemas.microsoft.com/office/drawing/2016/ink" xmlns:am3d="http://schemas.microsoft.com/office/drawing/2017/model3d" xmlns:o="urn:schemas-microsoft-com:office:office" xmlns:r="http://schemas.openxmlformats.org/officeDocument/2006/relationships" xmlns:m="http://schemas.openxmlformats.org/officeDocument/2006/math" xmlns:v="urn:schemas-microsoft-com:vml" xmlns:wp14="http://schemas.microsoft.com/office/word/2010/wordprocessingDrawing" xmlns:wp="http://schemas.openxmlformats.org/drawingml/2006/wordprocessingDrawing" xmlns:w10="urn:schemas-microsoft-com:office:word" xmlns:w="http://schemas.openxmlformats.org/wordprocessingml/2006/main" xmlns:w14="http://schemas.microsoft.com/office/word/2010/wordml" xmlns:w15="http://schemas.microsoft.com/office/word/2012/wordml" xmlns:w16cid="http://schemas.microsoft.com/office/word/2016/wordml/cid" xmlns:w16se="http://schemas.microsoft.com/office/word/2015/wordml/symex" xmlns:wpg="http://schemas.microsoft.com/office/word/2010/wordprocessingGroup" xmlns:wpi="http://schemas.microsoft.com/office/word/2010/wordprocessingInk" xmlns:wne="http://schemas.microsoft.com/office/word/2006/wordml" xmlns:wps="http://schemas.microsoft.com/office/word/2010/wordprocessingShape" mc:Ignorable="w14 w15 w16se w16cid wp14">
+<w:endnotes xmlns:wpc="http://schemas.microsoft.com/office/word/2010/wordprocessingCanvas" xmlns:cx="http://schemas.microsoft.com/office/drawing/2014/chartex" xmlns:cx1="http://schemas.microsoft.com/office/drawing/2015/9/8/chartex" xmlns:cx2="http://schemas.microsoft.com/office/drawing/2015/10/21/chartex" xmlns:cx3="http://schemas.microsoft.com/office/drawing/2016/5/9/chartex" xmlns:cx4="http://schemas.microsoft.com/office/drawing/2016/5/10/chartex" xmlns:cx5="http://schemas.microsoft.com/office/drawing/2016/5/11/chartex" xmlns:cx6="http://schemas.microsoft.com/office/drawing/2016/5/12/chartex" xmlns:cx7="http://schemas.microsoft.com/office/drawing/2016/5/13/chartex" xmlns:cx8="http://schemas.microsoft.com/office/drawing/2016/5/14/chartex" xmlns:mc="http://schemas.openxmlformats.org/markup-compatibility/2006" xmlns:aink="http://schemas.microsoft.com/office/drawing/2016/ink" xmlns:am3d="http://schemas.microsoft.com/office/drawing/2017/model3d" xmlns:o="urn:schemas-microsoft-com:office:office" xmlns:oel="http://schemas.microsoft.com/office/2019/extlst" xmlns:r="http://schemas.openxmlformats.org/officeDocument/2006/relationships" xmlns:m="http://schemas.openxmlformats.org/officeDocument/2006/math" xmlns:v="urn:schemas-microsoft-com:vml" xmlns:wp14="http://schemas.microsoft.com/office/word/2010/wordprocessingDrawing" xmlns:wp="http://schemas.openxmlformats.org/drawingml/2006/wordprocessingDrawing" xmlns:w10="urn:schemas-microsoft-com:office:word" xmlns:w="http://schemas.openxmlformats.org/wordprocessingml/2006/main" xmlns:w14="http://schemas.microsoft.com/office/word/2010/wordml" xmlns:w15="http://schemas.microsoft.com/office/word/2012/wordml" xmlns:w16cex="http://schemas.microsoft.com/office/word/2018/wordml/cex" xmlns:w16cid="http://schemas.microsoft.com/office/word/2016/wordml/cid" xmlns:w16="http://schemas.microsoft.com/office/word/2018/wordml" xmlns:w16du="http://schemas.microsoft.com/office/word/2023/wordml/word16du" xmlns:w16sdtdh="http://schemas.microsoft.com/office/word/2020/wordml/sdtdatahash" xmlns:w16sdtfl="http://schemas.microsoft.com/office/word/2024/wordml/sdtformatlock" xmlns:w16se="http://schemas.microsoft.com/office/word/2015/wordml/symex" xmlns:wpg="http://schemas.microsoft.com/office/word/2010/wordprocessingGroup" xmlns:wpi="http://schemas.microsoft.com/office/word/2010/wordprocessingInk" xmlns:wne="http://schemas.microsoft.com/office/word/2006/wordml" xmlns:wps="http://schemas.microsoft.com/office/word/2010/wordprocessingShape" mc:Ignorable="w14 w15 w16se w16cid w16 w16cex w16sdtdh w16sdtfl w16du wp14">
   <w:endnote w:type="separator" w:id="-1">
     <w:p>
       <w:pPr>
@@ -6752,7 +6410,7 @@
 </file>
 
 <file path=word/footer1.xml><?xml version="1.0" encoding="utf-8"?>
-<w:ftr xmlns:wpc="http://schemas.microsoft.com/office/word/2010/wordprocessingCanvas" xmlns:cx="http://schemas.microsoft.com/office/drawing/2014/chartex" xmlns:cx1="http://schemas.microsoft.com/office/drawing/2015/9/8/chartex" xmlns:cx2="http://schemas.microsoft.com/office/drawing/2015/10/21/chartex" xmlns:cx3="http://schemas.microsoft.com/office/drawing/2016/5/9/chartex" xmlns:cx4="http://schemas.microsoft.com/office/drawing/2016/5/10/chartex" xmlns:cx5="http://schemas.microsoft.com/office/drawing/2016/5/11/chartex" xmlns:cx6="http://schemas.microsoft.com/office/drawing/2016/5/12/chartex" xmlns:cx7="http://schemas.microsoft.com/office/drawing/2016/5/13/chartex" xmlns:cx8="http://schemas.microsoft.com/office/drawing/2016/5/14/chartex" xmlns:mc="http://schemas.openxmlformats.org/markup-compatibility/2006" xmlns:aink="http://schemas.microsoft.com/office/drawing/2016/ink" xmlns:am3d="http://schemas.microsoft.com/office/drawing/2017/model3d" xmlns:o="urn:schemas-microsoft-com:office:office" xmlns:r="http://schemas.openxmlformats.org/officeDocument/2006/relationships" xmlns:m="http://schemas.openxmlformats.org/officeDocument/2006/math" xmlns:v="urn:schemas-microsoft-com:vml" xmlns:wp14="http://schemas.microsoft.com/office/word/2010/wordprocessingDrawing" xmlns:wp="http://schemas.openxmlformats.org/drawingml/2006/wordprocessingDrawing" xmlns:w10="urn:schemas-microsoft-com:office:word" xmlns:w="http://schemas.openxmlformats.org/wordprocessingml/2006/main" xmlns:w14="http://schemas.microsoft.com/office/word/2010/wordml" xmlns:w15="http://schemas.microsoft.com/office/word/2012/wordml" xmlns:w16cid="http://schemas.microsoft.com/office/word/2016/wordml/cid" xmlns:w16se="http://schemas.microsoft.com/office/word/2015/wordml/symex" xmlns:wpg="http://schemas.microsoft.com/office/word/2010/wordprocessingGroup" xmlns:wpi="http://schemas.microsoft.com/office/word/2010/wordprocessingInk" xmlns:wne="http://schemas.microsoft.com/office/word/2006/wordml" xmlns:wps="http://schemas.microsoft.com/office/word/2010/wordprocessingShape" mc:Ignorable="w14 w15 w16se w16cid wp14">
+<w:ftr xmlns:wpc="http://schemas.microsoft.com/office/word/2010/wordprocessingCanvas" xmlns:cx="http://schemas.microsoft.com/office/drawing/2014/chartex" xmlns:cx1="http://schemas.microsoft.com/office/drawing/2015/9/8/chartex" xmlns:cx2="http://schemas.microsoft.com/office/drawing/2015/10/21/chartex" xmlns:cx3="http://schemas.microsoft.com/office/drawing/2016/5/9/chartex" xmlns:cx4="http://schemas.microsoft.com/office/drawing/2016/5/10/chartex" xmlns:cx5="http://schemas.microsoft.com/office/drawing/2016/5/11/chartex" xmlns:cx6="http://schemas.microsoft.com/office/drawing/2016/5/12/chartex" xmlns:cx7="http://schemas.microsoft.com/office/drawing/2016/5/13/chartex" xmlns:cx8="http://schemas.microsoft.com/office/drawing/2016/5/14/chartex" xmlns:mc="http://schemas.openxmlformats.org/markup-compatibility/2006" xmlns:aink="http://schemas.microsoft.com/office/drawing/2016/ink" xmlns:am3d="http://schemas.microsoft.com/office/drawing/2017/model3d" xmlns:o="urn:schemas-microsoft-com:office:office" xmlns:oel="http://schemas.microsoft.com/office/2019/extlst" xmlns:r="http://schemas.openxmlformats.org/officeDocument/2006/relationships" xmlns:m="http://schemas.openxmlformats.org/officeDocument/2006/math" xmlns:v="urn:schemas-microsoft-com:vml" xmlns:wp14="http://schemas.microsoft.com/office/word/2010/wordprocessingDrawing" xmlns:wp="http://schemas.openxmlformats.org/drawingml/2006/wordprocessingDrawing" xmlns:w10="urn:schemas-microsoft-com:office:word" xmlns:w="http://schemas.openxmlformats.org/wordprocessingml/2006/main" xmlns:w14="http://schemas.microsoft.com/office/word/2010/wordml" xmlns:w15="http://schemas.microsoft.com/office/word/2012/wordml" xmlns:w16cex="http://schemas.microsoft.com/office/word/2018/wordml/cex" xmlns:w16cid="http://schemas.microsoft.com/office/word/2016/wordml/cid" xmlns:w16="http://schemas.microsoft.com/office/word/2018/wordml" xmlns:w16du="http://schemas.microsoft.com/office/word/2023/wordml/word16du" xmlns:w16sdtdh="http://schemas.microsoft.com/office/word/2020/wordml/sdtdatahash" xmlns:w16sdtfl="http://schemas.microsoft.com/office/word/2024/wordml/sdtformatlock" xmlns:w16se="http://schemas.microsoft.com/office/word/2015/wordml/symex" xmlns:wpg="http://schemas.microsoft.com/office/word/2010/wordprocessingGroup" xmlns:wpi="http://schemas.microsoft.com/office/word/2010/wordprocessingInk" xmlns:wne="http://schemas.microsoft.com/office/word/2006/wordml" xmlns:wps="http://schemas.microsoft.com/office/word/2010/wordprocessingShape" mc:Ignorable="w14 w15 w16se w16cid w16 w16cex w16sdtdh w16sdtfl w16du wp14">
   <w:sdt>
     <w:sdtPr>
       <w:id w:val="728116345"/>
@@ -6825,7 +6483,7 @@
 </file>
 
 <file path=word/footnotes.xml><?xml version="1.0" encoding="utf-8"?>
-<w:footnotes xmlns:wpc="http://schemas.microsoft.com/office/word/2010/wordprocessingCanvas" xmlns:cx="http://schemas.microsoft.com/office/drawing/2014/chartex" xmlns:cx1="http://schemas.microsoft.com/office/drawing/2015/9/8/chartex" xmlns:cx2="http://schemas.microsoft.com/office/drawing/2015/10/21/chartex" xmlns:cx3="http://schemas.microsoft.com/office/drawing/2016/5/9/chartex" xmlns:cx4="http://schemas.microsoft.com/office/drawing/2016/5/10/chartex" xmlns:cx5="http://schemas.microsoft.com/office/drawing/2016/5/11/chartex" xmlns:cx6="http://schemas.microsoft.com/office/drawing/2016/5/12/chartex" xmlns:cx7="http://schemas.microsoft.com/office/drawing/2016/5/13/chartex" xmlns:cx8="http://schemas.microsoft.com/office/drawing/2016/5/14/chartex" xmlns:mc="http://schemas.openxmlformats.org/markup-compatibility/2006" xmlns:aink="http://schemas.microsoft.com/office/drawing/2016/ink" xmlns:am3d="http://schemas.microsoft.com/office/drawing/2017/model3d" xmlns:o="urn:schemas-microsoft-com:office:office" xmlns:r="http://schemas.openxmlformats.org/officeDocument/2006/relationships" xmlns:m="http://schemas.openxmlformats.org/officeDocument/2006/math" xmlns:v="urn:schemas-microsoft-com:vml" xmlns:wp14="http://schemas.microsoft.com/office/word/2010/wordprocessingDrawing" xmlns:wp="http://schemas.openxmlformats.org/drawingml/2006/wordprocessingDrawing" xmlns:w10="urn:schemas-microsoft-com:office:word" xmlns:w="http://schemas.openxmlformats.org/wordprocessingml/2006/main" xmlns:w14="http://schemas.microsoft.com/office/word/2010/wordml" xmlns:w15="http://schemas.microsoft.com/office/word/2012/wordml" xmlns:w16cid="http://schemas.microsoft.com/office/word/2016/wordml/cid" xmlns:w16se="http://schemas.microsoft.com/office/word/2015/wordml/symex" xmlns:wpg="http://schemas.microsoft.com/office/word/2010/wordprocessingGroup" xmlns:wpi="http://schemas.microsoft.com/office/word/2010/wordprocessingInk" xmlns:wne="http://schemas.microsoft.com/office/word/2006/wordml" xmlns:wps="http://schemas.microsoft.com/office/word/2010/wordprocessingShape" mc:Ignorable="w14 w15 w16se w16cid wp14">
+<w:footnotes xmlns:wpc="http://schemas.microsoft.com/office/word/2010/wordprocessingCanvas" xmlns:cx="http://schemas.microsoft.com/office/drawing/2014/chartex" xmlns:cx1="http://schemas.microsoft.com/office/drawing/2015/9/8/chartex" xmlns:cx2="http://schemas.microsoft.com/office/drawing/2015/10/21/chartex" xmlns:cx3="http://schemas.microsoft.com/office/drawing/2016/5/9/chartex" xmlns:cx4="http://schemas.microsoft.com/office/drawing/2016/5/10/chartex" xmlns:cx5="http://schemas.microsoft.com/office/drawing/2016/5/11/chartex" xmlns:cx6="http://schemas.microsoft.com/office/drawing/2016/5/12/chartex" xmlns:cx7="http://schemas.microsoft.com/office/drawing/2016/5/13/chartex" xmlns:cx8="http://schemas.microsoft.com/office/drawing/2016/5/14/chartex" xmlns:mc="http://schemas.openxmlformats.org/markup-compatibility/2006" xmlns:aink="http://schemas.microsoft.com/office/drawing/2016/ink" xmlns:am3d="http://schemas.microsoft.com/office/drawing/2017/model3d" xmlns:o="urn:schemas-microsoft-com:office:office" xmlns:oel="http://schemas.microsoft.com/office/2019/extlst" xmlns:r="http://schemas.openxmlformats.org/officeDocument/2006/relationships" xmlns:m="http://schemas.openxmlformats.org/officeDocument/2006/math" xmlns:v="urn:schemas-microsoft-com:vml" xmlns:wp14="http://schemas.microsoft.com/office/word/2010/wordprocessingDrawing" xmlns:wp="http://schemas.openxmlformats.org/drawingml/2006/wordprocessingDrawing" xmlns:w10="urn:schemas-microsoft-com:office:word" xmlns:w="http://schemas.openxmlformats.org/wordprocessingml/2006/main" xmlns:w14="http://schemas.microsoft.com/office/word/2010/wordml" xmlns:w15="http://schemas.microsoft.com/office/word/2012/wordml" xmlns:w16cex="http://schemas.microsoft.com/office/word/2018/wordml/cex" xmlns:w16cid="http://schemas.microsoft.com/office/word/2016/wordml/cid" xmlns:w16="http://schemas.microsoft.com/office/word/2018/wordml" xmlns:w16du="http://schemas.microsoft.com/office/word/2023/wordml/word16du" xmlns:w16sdtdh="http://schemas.microsoft.com/office/word/2020/wordml/sdtdatahash" xmlns:w16sdtfl="http://schemas.microsoft.com/office/word/2024/wordml/sdtformatlock" xmlns:w16se="http://schemas.microsoft.com/office/word/2015/wordml/symex" xmlns:wpg="http://schemas.microsoft.com/office/word/2010/wordprocessingGroup" xmlns:wpi="http://schemas.microsoft.com/office/word/2010/wordprocessingInk" xmlns:wne="http://schemas.microsoft.com/office/word/2006/wordml" xmlns:wps="http://schemas.microsoft.com/office/word/2010/wordprocessingShape" mc:Ignorable="w14 w15 w16se w16cid w16 w16cex w16sdtdh w16sdtfl w16du wp14">
   <w:footnote w:type="separator" w:id="-1">
     <w:p>
       <w:pPr>
@@ -6850,7 +6508,7 @@
 </file>
 
 <file path=word/header1.xml><?xml version="1.0" encoding="utf-8"?>
-<w:hdr xmlns:wpc="http://schemas.microsoft.com/office/word/2010/wordprocessingCanvas" xmlns:cx="http://schemas.microsoft.com/office/drawing/2014/chartex" xmlns:cx1="http://schemas.microsoft.com/office/drawing/2015/9/8/chartex" xmlns:cx2="http://schemas.microsoft.com/office/drawing/2015/10/21/chartex" xmlns:cx3="http://schemas.microsoft.com/office/drawing/2016/5/9/chartex" xmlns:cx4="http://schemas.microsoft.com/office/drawing/2016/5/10/chartex" xmlns:cx5="http://schemas.microsoft.com/office/drawing/2016/5/11/chartex" xmlns:cx6="http://schemas.microsoft.com/office/drawing/2016/5/12/chartex" xmlns:cx7="http://schemas.microsoft.com/office/drawing/2016/5/13/chartex" xmlns:cx8="http://schemas.microsoft.com/office/drawing/2016/5/14/chartex" xmlns:mc="http://schemas.openxmlformats.org/markup-compatibility/2006" xmlns:aink="http://schemas.microsoft.com/office/drawing/2016/ink" xmlns:am3d="http://schemas.microsoft.com/office/drawing/2017/model3d" xmlns:o="urn:schemas-microsoft-com:office:office" xmlns:r="http://schemas.openxmlformats.org/officeDocument/2006/relationships" xmlns:m="http://schemas.openxmlformats.org/officeDocument/2006/math" xmlns:v="urn:schemas-microsoft-com:vml" xmlns:wp14="http://schemas.microsoft.com/office/word/2010/wordprocessingDrawing" xmlns:wp="http://schemas.openxmlformats.org/drawingml/2006/wordprocessingDrawing" xmlns:w10="urn:schemas-microsoft-com:office:word" xmlns:w="http://schemas.openxmlformats.org/wordprocessingml/2006/main" xmlns:w14="http://schemas.microsoft.com/office/word/2010/wordml" xmlns:w15="http://schemas.microsoft.com/office/word/2012/wordml" xmlns:w16cid="http://schemas.microsoft.com/office/word/2016/wordml/cid" xmlns:w16se="http://schemas.microsoft.com/office/word/2015/wordml/symex" xmlns:wpg="http://schemas.microsoft.com/office/word/2010/wordprocessingGroup" xmlns:wpi="http://schemas.microsoft.com/office/word/2010/wordprocessingInk" xmlns:wne="http://schemas.microsoft.com/office/word/2006/wordml" xmlns:wps="http://schemas.microsoft.com/office/word/2010/wordprocessingShape" mc:Ignorable="w14 w15 w16se w16cid wp14">
+<w:hdr xmlns:wpc="http://schemas.microsoft.com/office/word/2010/wordprocessingCanvas" xmlns:cx="http://schemas.microsoft.com/office/drawing/2014/chartex" xmlns:cx1="http://schemas.microsoft.com/office/drawing/2015/9/8/chartex" xmlns:cx2="http://schemas.microsoft.com/office/drawing/2015/10/21/chartex" xmlns:cx3="http://schemas.microsoft.com/office/drawing/2016/5/9/chartex" xmlns:cx4="http://schemas.microsoft.com/office/drawing/2016/5/10/chartex" xmlns:cx5="http://schemas.microsoft.com/office/drawing/2016/5/11/chartex" xmlns:cx6="http://schemas.microsoft.com/office/drawing/2016/5/12/chartex" xmlns:cx7="http://schemas.microsoft.com/office/drawing/2016/5/13/chartex" xmlns:cx8="http://schemas.microsoft.com/office/drawing/2016/5/14/chartex" xmlns:mc="http://schemas.openxmlformats.org/markup-compatibility/2006" xmlns:aink="http://schemas.microsoft.com/office/drawing/2016/ink" xmlns:am3d="http://schemas.microsoft.com/office/drawing/2017/model3d" xmlns:o="urn:schemas-microsoft-com:office:office" xmlns:oel="http://schemas.microsoft.com/office/2019/extlst" xmlns:r="http://schemas.openxmlformats.org/officeDocument/2006/relationships" xmlns:m="http://schemas.openxmlformats.org/officeDocument/2006/math" xmlns:v="urn:schemas-microsoft-com:vml" xmlns:wp14="http://schemas.microsoft.com/office/word/2010/wordprocessingDrawing" xmlns:wp="http://schemas.openxmlformats.org/drawingml/2006/wordprocessingDrawing" xmlns:w10="urn:schemas-microsoft-com:office:word" xmlns:w="http://schemas.openxmlformats.org/wordprocessingml/2006/main" xmlns:w14="http://schemas.microsoft.com/office/word/2010/wordml" xmlns:w15="http://schemas.microsoft.com/office/word/2012/wordml" xmlns:w16cex="http://schemas.microsoft.com/office/word/2018/wordml/cex" xmlns:w16cid="http://schemas.microsoft.com/office/word/2016/wordml/cid" xmlns:w16="http://schemas.microsoft.com/office/word/2018/wordml" xmlns:w16du="http://schemas.microsoft.com/office/word/2023/wordml/word16du" xmlns:w16sdtdh="http://schemas.microsoft.com/office/word/2020/wordml/sdtdatahash" xmlns:w16sdtfl="http://schemas.microsoft.com/office/word/2024/wordml/sdtformatlock" xmlns:w16se="http://schemas.microsoft.com/office/word/2015/wordml/symex" xmlns:wpg="http://schemas.microsoft.com/office/word/2010/wordprocessingGroup" xmlns:wpi="http://schemas.microsoft.com/office/word/2010/wordprocessingInk" xmlns:wne="http://schemas.microsoft.com/office/word/2006/wordml" xmlns:wps="http://schemas.microsoft.com/office/word/2010/wordprocessingShape" mc:Ignorable="w14 w15 w16se w16cid w16 w16cex w16sdtdh w16sdtfl w16du wp14">
   <w:p>
     <w:pPr>
       <w:pStyle w:val="Cabealho"/>
@@ -6908,7 +6566,7 @@
 </file>
 
 <file path=word/numbering.xml><?xml version="1.0" encoding="utf-8"?>
-<w:numbering xmlns:wpc="http://schemas.microsoft.com/office/word/2010/wordprocessingCanvas" xmlns:cx="http://schemas.microsoft.com/office/drawing/2014/chartex" xmlns:cx1="http://schemas.microsoft.com/office/drawing/2015/9/8/chartex" xmlns:cx2="http://schemas.microsoft.com/office/drawing/2015/10/21/chartex" xmlns:cx3="http://schemas.microsoft.com/office/drawing/2016/5/9/chartex" xmlns:cx4="http://schemas.microsoft.com/office/drawing/2016/5/10/chartex" xmlns:cx5="http://schemas.microsoft.com/office/drawing/2016/5/11/chartex" xmlns:cx6="http://schemas.microsoft.com/office/drawing/2016/5/12/chartex" xmlns:cx7="http://schemas.microsoft.com/office/drawing/2016/5/13/chartex" xmlns:cx8="http://schemas.microsoft.com/office/drawing/2016/5/14/chartex" xmlns:mc="http://schemas.openxmlformats.org/markup-compatibility/2006" xmlns:aink="http://schemas.microsoft.com/office/drawing/2016/ink" xmlns:am3d="http://schemas.microsoft.com/office/drawing/2017/model3d" xmlns:o="urn:schemas-microsoft-com:office:office" xmlns:r="http://schemas.openxmlformats.org/officeDocument/2006/relationships" xmlns:m="http://schemas.openxmlformats.org/officeDocument/2006/math" xmlns:v="urn:schemas-microsoft-com:vml" xmlns:wp14="http://schemas.microsoft.com/office/word/2010/wordprocessingDrawing" xmlns:wp="http://schemas.openxmlformats.org/drawingml/2006/wordprocessingDrawing" xmlns:w10="urn:schemas-microsoft-com:office:word" xmlns:w="http://schemas.openxmlformats.org/wordprocessingml/2006/main" xmlns:w14="http://schemas.microsoft.com/office/word/2010/wordml" xmlns:w15="http://schemas.microsoft.com/office/word/2012/wordml" xmlns:w16cid="http://schemas.microsoft.com/office/word/2016/wordml/cid" xmlns:w16se="http://schemas.microsoft.com/office/word/2015/wordml/symex" xmlns:wpg="http://schemas.microsoft.com/office/word/2010/wordprocessingGroup" xmlns:wpi="http://schemas.microsoft.com/office/word/2010/wordprocessingInk" xmlns:wne="http://schemas.microsoft.com/office/word/2006/wordml" xmlns:wps="http://schemas.microsoft.com/office/word/2010/wordprocessingShape" mc:Ignorable="w14 w15 w16se w16cid wp14">
+<w:numbering xmlns:wpc="http://schemas.microsoft.com/office/word/2010/wordprocessingCanvas" xmlns:cx="http://schemas.microsoft.com/office/drawing/2014/chartex" xmlns:cx1="http://schemas.microsoft.com/office/drawing/2015/9/8/chartex" xmlns:cx2="http://schemas.microsoft.com/office/drawing/2015/10/21/chartex" xmlns:cx3="http://schemas.microsoft.com/office/drawing/2016/5/9/chartex" xmlns:cx4="http://schemas.microsoft.com/office/drawing/2016/5/10/chartex" xmlns:cx5="http://schemas.microsoft.com/office/drawing/2016/5/11/chartex" xmlns:cx6="http://schemas.microsoft.com/office/drawing/2016/5/12/chartex" xmlns:cx7="http://schemas.microsoft.com/office/drawing/2016/5/13/chartex" xmlns:cx8="http://schemas.microsoft.com/office/drawing/2016/5/14/chartex" xmlns:mc="http://schemas.openxmlformats.org/markup-compatibility/2006" xmlns:aink="http://schemas.microsoft.com/office/drawing/2016/ink" xmlns:am3d="http://schemas.microsoft.com/office/drawing/2017/model3d" xmlns:o="urn:schemas-microsoft-com:office:office" xmlns:oel="http://schemas.microsoft.com/office/2019/extlst" xmlns:r="http://schemas.openxmlformats.org/officeDocument/2006/relationships" xmlns:m="http://schemas.openxmlformats.org/officeDocument/2006/math" xmlns:v="urn:schemas-microsoft-com:vml" xmlns:wp14="http://schemas.microsoft.com/office/word/2010/wordprocessingDrawing" xmlns:wp="http://schemas.openxmlformats.org/drawingml/2006/wordprocessingDrawing" xmlns:w10="urn:schemas-microsoft-com:office:word" xmlns:w="http://schemas.openxmlformats.org/wordprocessingml/2006/main" xmlns:w14="http://schemas.microsoft.com/office/word/2010/wordml" xmlns:w15="http://schemas.microsoft.com/office/word/2012/wordml" xmlns:w16cex="http://schemas.microsoft.com/office/word/2018/wordml/cex" xmlns:w16cid="http://schemas.microsoft.com/office/word/2016/wordml/cid" xmlns:w16="http://schemas.microsoft.com/office/word/2018/wordml" xmlns:w16du="http://schemas.microsoft.com/office/word/2023/wordml/word16du" xmlns:w16sdtdh="http://schemas.microsoft.com/office/word/2020/wordml/sdtdatahash" xmlns:w16sdtfl="http://schemas.microsoft.com/office/word/2024/wordml/sdtformatlock" xmlns:w16se="http://schemas.microsoft.com/office/word/2015/wordml/symex" xmlns:wpg="http://schemas.microsoft.com/office/word/2010/wordprocessingGroup" xmlns:wpi="http://schemas.microsoft.com/office/word/2010/wordprocessingInk" xmlns:wne="http://schemas.microsoft.com/office/word/2006/wordml" xmlns:wps="http://schemas.microsoft.com/office/word/2010/wordprocessingShape" mc:Ignorable="w14 w15 w16se w16cid w16 w16cex w16sdtdh w16sdtfl w16du wp14">
   <w:abstractNum w:abstractNumId="0" w15:restartNumberingAfterBreak="0">
     <w:nsid w:val="05997078"/>
     <w:multiLevelType w:val="hybridMultilevel"/>
@@ -9529,95 +9187,95 @@
       </w:pPr>
     </w:lvl>
   </w:abstractNum>
-  <w:num w:numId="1">
+  <w:num w:numId="1" w16cid:durableId="1449662638">
     <w:abstractNumId w:val="1"/>
   </w:num>
-  <w:num w:numId="2">
+  <w:num w:numId="2" w16cid:durableId="738940278">
     <w:abstractNumId w:val="17"/>
   </w:num>
-  <w:num w:numId="3">
+  <w:num w:numId="3" w16cid:durableId="1484589201">
     <w:abstractNumId w:val="6"/>
   </w:num>
-  <w:num w:numId="4">
+  <w:num w:numId="4" w16cid:durableId="1459257009">
     <w:abstractNumId w:val="20"/>
   </w:num>
-  <w:num w:numId="5">
+  <w:num w:numId="5" w16cid:durableId="297298626">
     <w:abstractNumId w:val="13"/>
   </w:num>
-  <w:num w:numId="6">
+  <w:num w:numId="6" w16cid:durableId="1567641489">
     <w:abstractNumId w:val="4"/>
   </w:num>
-  <w:num w:numId="7">
+  <w:num w:numId="7" w16cid:durableId="921140324">
     <w:abstractNumId w:val="10"/>
   </w:num>
-  <w:num w:numId="8">
+  <w:num w:numId="8" w16cid:durableId="1396583793">
     <w:abstractNumId w:val="16"/>
   </w:num>
-  <w:num w:numId="9">
+  <w:num w:numId="9" w16cid:durableId="1440880549">
     <w:abstractNumId w:val="3"/>
   </w:num>
-  <w:num w:numId="10">
+  <w:num w:numId="10" w16cid:durableId="459108644">
     <w:abstractNumId w:val="5"/>
   </w:num>
-  <w:num w:numId="11">
+  <w:num w:numId="11" w16cid:durableId="1694762301">
     <w:abstractNumId w:val="12"/>
   </w:num>
-  <w:num w:numId="12">
+  <w:num w:numId="12" w16cid:durableId="1814566637">
     <w:abstractNumId w:val="21"/>
   </w:num>
-  <w:num w:numId="13">
+  <w:num w:numId="13" w16cid:durableId="294720468">
     <w:abstractNumId w:val="9"/>
   </w:num>
-  <w:num w:numId="14">
+  <w:num w:numId="14" w16cid:durableId="1373574573">
     <w:abstractNumId w:val="15"/>
   </w:num>
-  <w:num w:numId="15">
+  <w:num w:numId="15" w16cid:durableId="1546870519">
     <w:abstractNumId w:val="19"/>
   </w:num>
-  <w:num w:numId="16">
+  <w:num w:numId="16" w16cid:durableId="1039355330">
     <w:abstractNumId w:val="14"/>
   </w:num>
-  <w:num w:numId="17">
+  <w:num w:numId="17" w16cid:durableId="185212551">
     <w:abstractNumId w:val="18"/>
   </w:num>
-  <w:num w:numId="18">
+  <w:num w:numId="18" w16cid:durableId="826168358">
     <w:abstractNumId w:val="8"/>
   </w:num>
-  <w:num w:numId="19">
+  <w:num w:numId="19" w16cid:durableId="1486388894">
     <w:abstractNumId w:val="11"/>
   </w:num>
-  <w:num w:numId="20">
+  <w:num w:numId="20" w16cid:durableId="626742231">
     <w:abstractNumId w:val="7"/>
   </w:num>
-  <w:num w:numId="21">
+  <w:num w:numId="21" w16cid:durableId="2026393811">
     <w:abstractNumId w:val="12"/>
   </w:num>
-  <w:num w:numId="22">
+  <w:num w:numId="22" w16cid:durableId="400521887">
     <w:abstractNumId w:val="12"/>
   </w:num>
-  <w:num w:numId="23">
+  <w:num w:numId="23" w16cid:durableId="1367487849">
     <w:abstractNumId w:val="12"/>
   </w:num>
-  <w:num w:numId="24">
+  <w:num w:numId="24" w16cid:durableId="458455519">
     <w:abstractNumId w:val="12"/>
   </w:num>
-  <w:num w:numId="25">
+  <w:num w:numId="25" w16cid:durableId="1559391503">
     <w:abstractNumId w:val="12"/>
   </w:num>
-  <w:num w:numId="26">
+  <w:num w:numId="26" w16cid:durableId="418914504">
     <w:abstractNumId w:val="12"/>
   </w:num>
-  <w:num w:numId="27">
+  <w:num w:numId="27" w16cid:durableId="280377345">
     <w:abstractNumId w:val="0"/>
   </w:num>
-  <w:num w:numId="28">
+  <w:num w:numId="28" w16cid:durableId="2013945130">
     <w:abstractNumId w:val="2"/>
   </w:num>
 </w:numbering>
 </file>
 
 <file path=word/styles.xml><?xml version="1.0" encoding="utf-8"?>
-<w:styles xmlns:mc="http://schemas.openxmlformats.org/markup-compatibility/2006" xmlns:r="http://schemas.openxmlformats.org/officeDocument/2006/relationships" xmlns:w="http://schemas.openxmlformats.org/wordprocessingml/2006/main" xmlns:w14="http://schemas.microsoft.com/office/word/2010/wordml" xmlns:w15="http://schemas.microsoft.com/office/word/2012/wordml" xmlns:w16cid="http://schemas.microsoft.com/office/word/2016/wordml/cid" xmlns:w16se="http://schemas.microsoft.com/office/word/2015/wordml/symex" mc:Ignorable="w14 w15 w16se w16cid">
+<w:styles xmlns:mc="http://schemas.openxmlformats.org/markup-compatibility/2006" xmlns:r="http://schemas.openxmlformats.org/officeDocument/2006/relationships" xmlns:w="http://schemas.openxmlformats.org/wordprocessingml/2006/main" xmlns:w14="http://schemas.microsoft.com/office/word/2010/wordml" xmlns:w15="http://schemas.microsoft.com/office/word/2012/wordml" xmlns:w16cex="http://schemas.microsoft.com/office/word/2018/wordml/cex" xmlns:w16cid="http://schemas.microsoft.com/office/word/2016/wordml/cid" xmlns:w16="http://schemas.microsoft.com/office/word/2018/wordml" xmlns:w16du="http://schemas.microsoft.com/office/word/2023/wordml/word16du" xmlns:w16sdtdh="http://schemas.microsoft.com/office/word/2020/wordml/sdtdatahash" xmlns:w16sdtfl="http://schemas.microsoft.com/office/word/2024/wordml/sdtformatlock" xmlns:w16se="http://schemas.microsoft.com/office/word/2015/wordml/symex" mc:Ignorable="w14 w15 w16se w16cid w16 w16cex w16sdtdh w16sdtfl w16du">
   <w:docDefaults>
     <w:rPrDefault>
       <w:rPr>
@@ -9633,7 +9291,7 @@
       </w:pPr>
     </w:pPrDefault>
   </w:docDefaults>
-  <w:latentStyles w:defLockedState="0" w:defUIPriority="99" w:defSemiHidden="0" w:defUnhideWhenUsed="0" w:defQFormat="0" w:count="375">
+  <w:latentStyles w:defLockedState="0" w:defUIPriority="99" w:defSemiHidden="0" w:defUnhideWhenUsed="0" w:defQFormat="0" w:count="376">
     <w:lsdException w:name="Normal" w:uiPriority="0" w:qFormat="1"/>
     <w:lsdException w:name="heading 1" w:uiPriority="9" w:qFormat="1"/>
     <w:lsdException w:name="heading 2" w:semiHidden="1" w:uiPriority="9" w:unhideWhenUsed="1" w:qFormat="1"/>
@@ -10009,6 +9667,7 @@
     <w:lsdException w:name="Smart Hyperlink" w:semiHidden="1" w:unhideWhenUsed="1"/>
     <w:lsdException w:name="Hashtag" w:semiHidden="1" w:unhideWhenUsed="1"/>
     <w:lsdException w:name="Unresolved Mention" w:semiHidden="1" w:unhideWhenUsed="1"/>
+    <w:lsdException w:name="Smart Link" w:semiHidden="1" w:unhideWhenUsed="1"/>
   </w:latentStyles>
   <w:style w:type="paragraph" w:default="1" w:styleId="Normal">
     <w:name w:val="Normal"/>
